--- a/source-documents/TSM_Lecture_Notes_Unit_3_Solving_Equations_Topics_24_through_29.docx
+++ b/source-documents/TSM_Lecture_Notes_Unit_3_Solving_Equations_Topics_24_through_29.docx
@@ -5300,7 +5300,6 @@
         <w:t>TSM 098 and TSM 099</w:t>
       </w:r>
     </w:p>
-    <w:bookmarkStart w:id="20" w:name="clear-numerical-denominators-first"/>
     <w:p>
       <w:pPr>
         <w:pStyle w:val="Heading2"/>
@@ -5312,11 +5311,13 @@
     </w:p>
     <w:p>
       <w:pPr>
-        <w:pStyle w:val="BodyTextCustom"/>
+        <w:pStyle w:val="FirstParagraph"/>
+        <w:keepNext w:val="0"/>
+        <w:keepLines/>
         <w:pageBreakBefore w:val="0"/>
       </w:pPr>
       <w:r>
-        <w:t>This topic solves linear equations with numerical fractions by multiplying every term by the least common denominator before continuing with ordinary linear-equation steps.</w:t>
+        <w:t xml:space="preserve">This topic solves linear equations containing numerical fractions. Combining and simplifying each side makes the equation easier to solve.</w:t>
       </w:r>
     </w:p>
     <w:p>
@@ -5330,27 +5331,561 @@
     </w:p>
     <w:p>
       <w:pPr>
-        <w:pStyle w:val="BodyTextCustom"/>
+        <w:pStyle w:val="FirstParagraph"/>
+        <w:keepNext w:val="0"/>
+        <w:keepLines/>
         <w:pageBreakBefore w:val="0"/>
       </w:pPr>
       <w:r>
-        <w:t>Least common denominator (LCD): the least common multiple of all numerical denominators. Clearing denominators: multiplying every term on both sides by the LCD. Multi-term numerator: a numerator containing a sum or difference.</w:t>
+        <w:t xml:space="preserve">Common denominator: a denominator shared by fractions so they can be added or subtracted. Multi-term numerator: a numerator containing a sum or difference.</w:t>
       </w:r>
     </w:p>
     <w:p>
       <w:pPr>
-        <w:pStyle w:val="BodyText"/>
+        <w:pStyle w:val="FirstParagraph"/>
         <w:keepNext/>
         <w:pageBreakBefore/>
+        <w:pBdr>
+          <w:top w:val="single" w:sz="6" w:space="8" w:color="9FB3C8"/>
+        </w:pBdr>
       </w:pPr>
       <w:r>
-        <w:t xml:space="preserve">Solve</w:t>
+        <w:rPr>
+          <w:b/>
+        </w:rPr>
+        <w:t>Problem 1</w:t>
+      </w:r>
+    </w:p>
+    <w:p>
+      <w:pPr>
+        <w:pStyle w:val="FirstParagraph"/>
+        <w:keepNext/>
+      </w:pPr>
+      <w:r>
+        <w:t>Solve</w:t>
       </w:r>
     </w:p>
     <w:p>
       <w:pPr>
         <w:pStyle w:val="BodyText"/>
         <w:keepNext w:val="0"/>
+        <w:keepLines/>
+        <w:pageBreakBefore w:val="0"/>
+        <w:spacing w:after="0"/>
+      </w:pPr>
+      <m:oMathPara>
+        <m:oMathParaPr>
+          <m:jc m:val="center"/>
+        </m:oMathParaPr>
+        <m:oMath>
+          <m:f>
+            <m:fPr>
+              <m:type m:val="bar"/>
+            </m:fPr>
+            <m:num>
+              <m:r>
+                <m:t>x</m:t>
+              </m:r>
+            </m:num>
+            <m:den>
+              <m:r>
+                <m:t>3</m:t>
+              </m:r>
+            </m:den>
+          </m:f>
+          <m:r>
+            <m:rPr>
+              <m:sty m:val="p"/>
+            </m:rPr>
+            <m:t>+</m:t>
+          </m:r>
+          <m:f>
+            <m:fPr>
+              <m:type m:val="bar"/>
+            </m:fPr>
+            <m:num>
+              <m:r>
+                <m:t>x</m:t>
+              </m:r>
+            </m:num>
+            <m:den>
+              <m:r>
+                <m:t>6</m:t>
+              </m:r>
+            </m:den>
+          </m:f>
+          <m:r>
+            <m:rPr>
+              <m:sty m:val="p"/>
+            </m:rPr>
+            <m:t>=</m:t>
+          </m:r>
+          <m:r>
+            <m:t>5</m:t>
+          </m:r>
+        </m:oMath>
+      </m:oMathPara>
+    </w:p>
+    <w:p>
+      <w:pPr>
+        <w:pStyle w:val="LectureBlankLine"/>
+        <w:spacing w:before="0" w:after="0" w:line="240" w:lineRule="auto"/>
+      </w:pPr>
+    </w:p>
+    <w:p>
+      <w:pPr>
+        <w:pStyle w:val="LectureBlankLine"/>
+        <w:spacing w:before="0" w:after="0" w:line="240" w:lineRule="auto"/>
+      </w:pPr>
+    </w:p>
+    <w:p>
+      <w:pPr>
+        <w:pStyle w:val="LectureBlankLine"/>
+        <w:spacing w:before="0" w:after="0" w:line="240" w:lineRule="auto"/>
+      </w:pPr>
+    </w:p>
+    <w:p>
+      <w:pPr>
+        <w:pStyle w:val="LectureBlankLine"/>
+        <w:spacing w:before="0" w:after="0" w:line="240" w:lineRule="auto"/>
+      </w:pPr>
+    </w:p>
+    <w:p>
+      <w:pPr>
+        <w:pStyle w:val="LectureBlankLine"/>
+        <w:spacing w:before="0" w:after="0" w:line="240" w:lineRule="auto"/>
+      </w:pPr>
+    </w:p>
+    <w:p>
+      <w:pPr>
+        <w:pStyle w:val="LectureBlankLine"/>
+        <w:spacing w:before="0" w:after="0" w:line="240" w:lineRule="auto"/>
+      </w:pPr>
+    </w:p>
+    <w:p>
+      <w:pPr>
+        <w:pStyle w:val="LectureBlankLine"/>
+        <w:spacing w:before="0" w:after="0" w:line="240" w:lineRule="auto"/>
+      </w:pPr>
+    </w:p>
+    <w:p>
+      <w:pPr>
+        <w:pStyle w:val="LectureBlankLine"/>
+        <w:spacing w:before="0" w:after="0" w:line="240" w:lineRule="auto"/>
+      </w:pPr>
+    </w:p>
+    <w:p>
+      <w:pPr>
+        <w:pStyle w:val="LectureBlankLine"/>
+        <w:spacing w:before="0" w:after="0" w:line="240" w:lineRule="auto"/>
+      </w:pPr>
+    </w:p>
+    <w:p>
+      <w:pPr>
+        <w:pStyle w:val="LectureBlankLine"/>
+        <w:spacing w:before="0" w:after="0" w:line="240" w:lineRule="auto"/>
+      </w:pPr>
+    </w:p>
+    <w:p>
+      <w:pPr>
+        <w:pStyle w:val="FirstParagraph"/>
+        <w:keepNext/>
+        <w:pageBreakBefore w:val="0"/>
+      </w:pPr>
+      <w:r>
+        <w:rPr>
+          <w:b/>
+        </w:rPr>
+        <w:t>Solution 1</w:t>
+      </w:r>
+    </w:p>
+    <w:p>
+      <w:pPr>
+        <w:pStyle w:val="FirstParagraph"/>
+        <w:keepNext/>
+        <w:keepLines/>
+        <w:pageBreakBefore w:val="0"/>
+      </w:pPr>
+      <w:r>
+        <w:t xml:space="preserve">Combine and simplify each side first. On the left, use a common denominator to add the fractions.</w:t>
+      </w:r>
+    </w:p>
+    <w:p>
+      <w:pPr>
+        <w:pStyle w:val="BodyText"/>
+        <w:keepNext w:val="0"/>
+        <w:keepLines/>
+        <w:pageBreakBefore w:val="0"/>
+      </w:pPr>
+      <m:oMathPara>
+        <m:oMathParaPr>
+          <m:jc m:val="center"/>
+        </m:oMathParaPr>
+        <m:oMath>
+          <m:f>
+            <m:fPr>
+              <m:type m:val="bar"/>
+            </m:fPr>
+            <m:num>
+              <m:r>
+                <m:t>2</m:t>
+              </m:r>
+              <m:r>
+                <m:t>x</m:t>
+              </m:r>
+            </m:num>
+            <m:den>
+              <m:r>
+                <m:t>6</m:t>
+              </m:r>
+            </m:den>
+          </m:f>
+          <m:r>
+            <m:rPr>
+              <m:sty m:val="p"/>
+            </m:rPr>
+            <m:t>+</m:t>
+          </m:r>
+          <m:f>
+            <m:fPr>
+              <m:type m:val="bar"/>
+            </m:fPr>
+            <m:num>
+              <m:r>
+                <m:t>x</m:t>
+              </m:r>
+            </m:num>
+            <m:den>
+              <m:r>
+                <m:t>6</m:t>
+              </m:r>
+            </m:den>
+          </m:f>
+          <m:r>
+            <m:rPr>
+              <m:sty m:val="p"/>
+            </m:rPr>
+            <m:t>=</m:t>
+          </m:r>
+          <m:r>
+            <m:t>5</m:t>
+          </m:r>
+        </m:oMath>
+      </m:oMathPara>
+    </w:p>
+    <w:p>
+      <w:pPr>
+        <w:pStyle w:val="BodyText"/>
+        <w:keepNext w:val="0"/>
+        <w:keepLines/>
+        <w:pageBreakBefore w:val="0"/>
+      </w:pPr>
+      <m:oMathPara>
+        <m:oMathParaPr>
+          <m:jc m:val="center"/>
+        </m:oMathParaPr>
+        <m:oMath>
+          <m:f>
+            <m:fPr>
+              <m:type m:val="bar"/>
+            </m:fPr>
+            <m:num>
+              <m:r>
+                <m:t>3</m:t>
+              </m:r>
+              <m:r>
+                <m:t>x</m:t>
+              </m:r>
+            </m:num>
+            <m:den>
+              <m:r>
+                <m:t>6</m:t>
+              </m:r>
+            </m:den>
+          </m:f>
+          <m:r>
+            <m:rPr>
+              <m:sty m:val="p"/>
+            </m:rPr>
+            <m:t>=</m:t>
+          </m:r>
+          <m:r>
+            <m:t>5</m:t>
+          </m:r>
+        </m:oMath>
+      </m:oMathPara>
+    </w:p>
+    <w:p>
+      <w:pPr>
+        <w:pStyle w:val="BodyText"/>
+        <w:keepNext w:val="0"/>
+        <w:keepLines/>
+        <w:pageBreakBefore w:val="0"/>
+      </w:pPr>
+      <m:oMathPara>
+        <m:oMathParaPr>
+          <m:jc m:val="center"/>
+        </m:oMathParaPr>
+        <m:oMath>
+          <m:f>
+            <m:fPr>
+              <m:type m:val="bar"/>
+            </m:fPr>
+            <m:num>
+              <m:r>
+                <m:t>x</m:t>
+              </m:r>
+            </m:num>
+            <m:den>
+              <m:r>
+                <m:t>2</m:t>
+              </m:r>
+            </m:den>
+          </m:f>
+          <m:r>
+            <m:rPr>
+              <m:sty m:val="p"/>
+            </m:rPr>
+            <m:t>=</m:t>
+          </m:r>
+          <m:r>
+            <m:t>5</m:t>
+          </m:r>
+        </m:oMath>
+      </m:oMathPara>
+    </w:p>
+    <w:p>
+      <w:pPr>
+        <w:pStyle w:val="FirstParagraph"/>
+        <w:keepNext/>
+        <w:keepLines/>
+        <w:pageBreakBefore w:val="0"/>
+      </w:pPr>
+      <w:r>
+        <w:t xml:space="preserve">Move the denominator 2 to multiply the opposite side. Only the left side has a denominator to move.</w:t>
+      </w:r>
+    </w:p>
+    <w:p>
+      <w:pPr>
+        <w:pStyle w:val="BodyText"/>
+        <w:keepNext w:val="0"/>
+        <w:keepLines/>
+        <w:pageBreakBefore w:val="0"/>
+      </w:pPr>
+      <m:oMathPara>
+        <m:oMathParaPr>
+          <m:jc m:val="center"/>
+        </m:oMathParaPr>
+        <m:oMath>
+          <m:r>
+            <m:t>x</m:t>
+          </m:r>
+          <m:r>
+            <m:rPr>
+              <m:sty m:val="p"/>
+            </m:rPr>
+            <m:t>=</m:t>
+          </m:r>
+          <m:r>
+            <m:t>2</m:t>
+          </m:r>
+          <m:d>
+            <m:dPr>
+              <m:begChr m:val="("/>
+              <m:endChr m:val=")"/>
+              <m:sepChr m:val=""/>
+              <m:grow/>
+            </m:dPr>
+            <m:e>
+              <m:r>
+                <m:t>5</m:t>
+              </m:r>
+            </m:e>
+          </m:d>
+        </m:oMath>
+      </m:oMathPara>
+    </w:p>
+    <w:p>
+      <w:pPr>
+        <w:pStyle w:val="BodyText"/>
+        <w:keepNext w:val="0"/>
+        <w:keepLines/>
+        <w:pageBreakBefore w:val="0"/>
+      </w:pPr>
+      <m:oMathPara>
+        <m:oMathParaPr>
+          <m:jc m:val="center"/>
+        </m:oMathParaPr>
+        <m:oMath>
+          <m:r>
+            <m:t>x</m:t>
+          </m:r>
+          <m:r>
+            <m:rPr>
+              <m:sty m:val="p"/>
+            </m:rPr>
+            <m:t>=</m:t>
+          </m:r>
+          <m:r>
+            <m:t>10</m:t>
+          </m:r>
+        </m:oMath>
+      </m:oMathPara>
+    </w:p>
+    <w:p>
+      <w:pPr>
+        <w:pStyle w:val="FirstParagraph"/>
+        <w:keepNext w:val="0"/>
+        <w:keepLines/>
+        <w:pageBreakBefore w:val="0"/>
+      </w:pPr>
+      <w:r>
+        <w:t xml:space="preserve">Moving a denominator is justified by multiplying both sides by that denominator. Here, multiplying both sides by 2 removes the division by 2 on the left.</w:t>
+      </w:r>
+    </w:p>
+    <w:p>
+      <w:pPr>
+        <w:pStyle w:val="FirstParagraph"/>
+        <w:keepNext/>
+        <w:keepLines/>
+        <w:pageBreakBefore w:val="0"/>
+      </w:pPr>
+      <w:r>
+        <w:t xml:space="preserve">Check in the original equation.</w:t>
+      </w:r>
+    </w:p>
+    <w:p>
+      <w:pPr>
+        <w:pStyle w:val="BodyText"/>
+        <w:keepNext w:val="0"/>
+        <w:keepLines/>
+        <w:pageBreakBefore w:val="0"/>
+      </w:pPr>
+      <m:oMathPara>
+        <m:oMathParaPr>
+          <m:jc m:val="center"/>
+        </m:oMathParaPr>
+        <m:oMath>
+          <m:f>
+            <m:fPr>
+              <m:type m:val="bar"/>
+            </m:fPr>
+            <m:num>
+              <m:r>
+                <m:t>10</m:t>
+              </m:r>
+            </m:num>
+            <m:den>
+              <m:r>
+                <m:t>3</m:t>
+              </m:r>
+            </m:den>
+          </m:f>
+          <m:r>
+            <m:rPr>
+              <m:sty m:val="p"/>
+            </m:rPr>
+            <m:t>+</m:t>
+          </m:r>
+          <m:f>
+            <m:fPr>
+              <m:type m:val="bar"/>
+            </m:fPr>
+            <m:num>
+              <m:r>
+                <m:t>10</m:t>
+              </m:r>
+            </m:num>
+            <m:den>
+              <m:r>
+                <m:t>6</m:t>
+              </m:r>
+            </m:den>
+          </m:f>
+          <m:r>
+            <m:rPr>
+              <m:sty m:val="p"/>
+            </m:rPr>
+            <m:t>=</m:t>
+          </m:r>
+          <m:f>
+            <m:fPr>
+              <m:type m:val="bar"/>
+            </m:fPr>
+            <m:num>
+              <m:r>
+                <m:t>20</m:t>
+              </m:r>
+            </m:num>
+            <m:den>
+              <m:r>
+                <m:t>6</m:t>
+              </m:r>
+            </m:den>
+          </m:f>
+          <m:r>
+            <m:rPr>
+              <m:sty m:val="p"/>
+            </m:rPr>
+            <m:t>+</m:t>
+          </m:r>
+          <m:f>
+            <m:fPr>
+              <m:type m:val="bar"/>
+            </m:fPr>
+            <m:num>
+              <m:r>
+                <m:t>10</m:t>
+              </m:r>
+            </m:num>
+            <m:den>
+              <m:r>
+                <m:t>6</m:t>
+              </m:r>
+            </m:den>
+          </m:f>
+          <m:r>
+            <m:rPr>
+              <m:sty m:val="p"/>
+            </m:rPr>
+            <m:t>=</m:t>
+          </m:r>
+          <m:r>
+            <m:t>5</m:t>
+          </m:r>
+        </m:oMath>
+      </m:oMathPara>
+    </w:p>
+    <w:p>
+      <w:pPr>
+        <w:pStyle w:val="FirstParagraph"/>
+        <w:keepNext/>
+        <w:pageBreakBefore/>
+        <w:pBdr>
+          <w:top w:val="single" w:sz="6" w:space="8" w:color="9FB3C8"/>
+        </w:pBdr>
+      </w:pPr>
+      <w:r>
+        <w:rPr>
+          <w:b/>
+        </w:rPr>
+        <w:t>Problem 2</w:t>
+      </w:r>
+    </w:p>
+    <w:p>
+      <w:pPr>
+        <w:pStyle w:val="FirstParagraph"/>
+        <w:keepNext/>
+      </w:pPr>
+      <w:r>
+        <w:t>Solve</w:t>
+      </w:r>
+    </w:p>
+    <w:p>
+      <w:pPr>
+        <w:pStyle w:val="BodyText"/>
+        <w:keepNext w:val="0"/>
+        <w:keepLines/>
         <w:pageBreakBefore w:val="0"/>
         <w:spacing w:after="0"/>
       </w:pPr>
@@ -5431,110 +5966,470 @@
           <m:r>
             <m:t>x</m:t>
           </m:r>
+        </m:oMath>
+      </m:oMathPara>
+    </w:p>
+    <w:p>
+      <w:pPr>
+        <w:pStyle w:val="LectureBlankLine"/>
+        <w:spacing w:before="0" w:after="0" w:line="240" w:lineRule="auto"/>
+      </w:pPr>
+    </w:p>
+    <w:p>
+      <w:pPr>
+        <w:pStyle w:val="LectureBlankLine"/>
+        <w:spacing w:before="0" w:after="0" w:line="240" w:lineRule="auto"/>
+      </w:pPr>
+    </w:p>
+    <w:p>
+      <w:pPr>
+        <w:pStyle w:val="LectureBlankLine"/>
+        <w:spacing w:before="0" w:after="0" w:line="240" w:lineRule="auto"/>
+      </w:pPr>
+    </w:p>
+    <w:p>
+      <w:pPr>
+        <w:pStyle w:val="LectureBlankLine"/>
+        <w:spacing w:before="0" w:after="0" w:line="240" w:lineRule="auto"/>
+      </w:pPr>
+    </w:p>
+    <w:p>
+      <w:pPr>
+        <w:pStyle w:val="LectureBlankLine"/>
+        <w:spacing w:before="0" w:after="0" w:line="240" w:lineRule="auto"/>
+      </w:pPr>
+    </w:p>
+    <w:p>
+      <w:pPr>
+        <w:pStyle w:val="LectureBlankLine"/>
+        <w:spacing w:before="0" w:after="0" w:line="240" w:lineRule="auto"/>
+      </w:pPr>
+    </w:p>
+    <w:p>
+      <w:pPr>
+        <w:pStyle w:val="LectureBlankLine"/>
+        <w:spacing w:before="0" w:after="0" w:line="240" w:lineRule="auto"/>
+      </w:pPr>
+    </w:p>
+    <w:p>
+      <w:pPr>
+        <w:pStyle w:val="LectureBlankLine"/>
+        <w:spacing w:before="0" w:after="0" w:line="240" w:lineRule="auto"/>
+      </w:pPr>
+    </w:p>
+    <w:p>
+      <w:pPr>
+        <w:pStyle w:val="LectureBlankLine"/>
+        <w:spacing w:before="0" w:after="0" w:line="240" w:lineRule="auto"/>
+      </w:pPr>
+    </w:p>
+    <w:p>
+      <w:pPr>
+        <w:pStyle w:val="LectureBlankLine"/>
+        <w:spacing w:before="0" w:after="0" w:line="240" w:lineRule="auto"/>
+      </w:pPr>
+    </w:p>
+    <w:p>
+      <w:pPr>
+        <w:pStyle w:val="FirstParagraph"/>
+        <w:keepNext/>
+        <w:pageBreakBefore w:val="0"/>
+      </w:pPr>
+      <w:r>
+        <w:rPr>
+          <w:b/>
+        </w:rPr>
+        <w:t>Solution 2</w:t>
+      </w:r>
+    </w:p>
+    <w:p>
+      <w:pPr>
+        <w:pStyle w:val="FirstParagraph"/>
+        <w:keepNext/>
+        <w:keepLines/>
+        <w:pageBreakBefore w:val="0"/>
+      </w:pPr>
+      <w:r>
+        <w:t xml:space="preserve">Combine each side into one fraction. Rewrite the left terms with denominator 8 and write the whole term on the right as a fraction with denominator 8.</w:t>
+      </w:r>
+    </w:p>
+    <w:p>
+      <w:pPr>
+        <w:pStyle w:val="BodyText"/>
+        <w:keepNext w:val="0"/>
+        <w:keepLines/>
+        <w:pageBreakBefore w:val="0"/>
+      </w:pPr>
+      <m:oMathPara>
+        <m:oMathParaPr>
+          <m:jc m:val="center"/>
+        </m:oMathParaPr>
+        <m:oMath>
+          <m:f>
+            <m:fPr>
+              <m:type m:val="bar"/>
+            </m:fPr>
+            <m:num>
+              <m:r>
+                <m:t>10</m:t>
+              </m:r>
+              <m:r>
+                <m:t>x</m:t>
+              </m:r>
+            </m:num>
+            <m:den>
+              <m:r>
+                <m:t>8</m:t>
+              </m:r>
+            </m:den>
+          </m:f>
           <m:r>
             <m:rPr>
               <m:sty m:val="p"/>
             </m:rPr>
-            <m:t>.</m:t>
-          </m:r>
+            <m:t>+</m:t>
+          </m:r>
+          <m:f>
+            <m:fPr>
+              <m:type m:val="bar"/>
+            </m:fPr>
+            <m:num>
+              <m:r>
+                <m:t>x</m:t>
+              </m:r>
+            </m:num>
+            <m:den>
+              <m:r>
+                <m:t>8</m:t>
+              </m:r>
+            </m:den>
+          </m:f>
+          <m:r>
+            <m:rPr>
+              <m:sty m:val="p"/>
+            </m:rPr>
+            <m:t>=</m:t>
+          </m:r>
+          <m:f>
+            <m:fPr>
+              <m:type m:val="bar"/>
+            </m:fPr>
+            <m:num>
+              <m:r>
+                <m:t>3</m:t>
+              </m:r>
+            </m:num>
+            <m:den>
+              <m:r>
+                <m:t>8</m:t>
+              </m:r>
+            </m:den>
+          </m:f>
+          <m:r>
+            <m:rPr>
+              <m:sty m:val="p"/>
+            </m:rPr>
+            <m:t>+</m:t>
+          </m:r>
+          <m:f>
+            <m:fPr>
+              <m:type m:val="bar"/>
+            </m:fPr>
+            <m:num>
+              <m:r>
+                <m:t>8</m:t>
+              </m:r>
+              <m:r>
+                <m:t>x</m:t>
+              </m:r>
+            </m:num>
+            <m:den>
+              <m:r>
+                <m:t>8</m:t>
+              </m:r>
+            </m:den>
+          </m:f>
         </m:oMath>
       </m:oMathPara>
     </w:p>
     <w:p>
       <w:pPr>
-        <w:pStyle w:val="LectureBlankLine"/>
-        <w:spacing w:before="0" w:after="0" w:line="240" w:lineRule="auto"/>
-      </w:pPr>
-    </w:p>
-    <w:p>
-      <w:pPr>
-        <w:pStyle w:val="LectureBlankLine"/>
-        <w:spacing w:before="0" w:after="0" w:line="240" w:lineRule="auto"/>
-      </w:pPr>
-    </w:p>
-    <w:p>
-      <w:pPr>
-        <w:pStyle w:val="LectureBlankLine"/>
-        <w:spacing w:before="0" w:after="0" w:line="240" w:lineRule="auto"/>
-      </w:pPr>
-    </w:p>
-    <w:p>
-      <w:pPr>
-        <w:pStyle w:val="LectureBlankLine"/>
-        <w:spacing w:before="0" w:after="0" w:line="240" w:lineRule="auto"/>
-      </w:pPr>
-    </w:p>
-    <w:p>
-      <w:pPr>
-        <w:pStyle w:val="LectureBlankLine"/>
-        <w:spacing w:before="0" w:after="0" w:line="240" w:lineRule="auto"/>
-      </w:pPr>
-    </w:p>
-    <w:p>
-      <w:pPr>
-        <w:pStyle w:val="LectureBlankLine"/>
-        <w:spacing w:before="0" w:after="0" w:line="240" w:lineRule="auto"/>
-      </w:pPr>
-    </w:p>
-    <w:p>
-      <w:pPr>
-        <w:pStyle w:val="LectureBlankLine"/>
-        <w:spacing w:before="0" w:after="0" w:line="240" w:lineRule="auto"/>
-      </w:pPr>
-    </w:p>
-    <w:p>
-      <w:pPr>
-        <w:pStyle w:val="LectureBlankLine"/>
-        <w:spacing w:before="0" w:after="0" w:line="240" w:lineRule="auto"/>
-      </w:pPr>
-    </w:p>
-    <w:p>
-      <w:pPr>
-        <w:pStyle w:val="LectureBlankLine"/>
-        <w:spacing w:before="0" w:after="0" w:line="240" w:lineRule="auto"/>
-      </w:pPr>
-    </w:p>
-    <w:p>
-      <w:pPr>
-        <w:pStyle w:val="LectureBlankLine"/>
-        <w:spacing w:before="0" w:after="0" w:line="240" w:lineRule="auto"/>
-      </w:pPr>
+        <w:pStyle w:val="BodyText"/>
+        <w:keepNext w:val="0"/>
+        <w:keepLines/>
+        <w:pageBreakBefore w:val="0"/>
+      </w:pPr>
+      <m:oMathPara>
+        <m:oMathParaPr>
+          <m:jc m:val="center"/>
+        </m:oMathParaPr>
+        <m:oMath>
+          <m:f>
+            <m:fPr>
+              <m:type m:val="bar"/>
+            </m:fPr>
+            <m:num>
+              <m:r>
+                <m:t>11</m:t>
+              </m:r>
+              <m:r>
+                <m:t>x</m:t>
+              </m:r>
+            </m:num>
+            <m:den>
+              <m:r>
+                <m:t>8</m:t>
+              </m:r>
+            </m:den>
+          </m:f>
+          <m:r>
+            <m:rPr>
+              <m:sty m:val="p"/>
+            </m:rPr>
+            <m:t>=</m:t>
+          </m:r>
+          <m:f>
+            <m:fPr>
+              <m:type m:val="bar"/>
+            </m:fPr>
+            <m:num>
+              <m:r>
+                <m:t>8</m:t>
+              </m:r>
+              <m:r>
+                <m:t>x</m:t>
+              </m:r>
+              <m:r>
+                <m:rPr>
+                  <m:sty m:val="p"/>
+                </m:rPr>
+                <m:t>+</m:t>
+              </m:r>
+              <m:r>
+                <m:t>3</m:t>
+              </m:r>
+            </m:num>
+            <m:den>
+              <m:r>
+                <m:t>8</m:t>
+              </m:r>
+            </m:den>
+          </m:f>
+        </m:oMath>
+      </m:oMathPara>
     </w:p>
     <w:p>
       <w:pPr>
         <w:pStyle w:val="FirstParagraph"/>
+        <w:keepNext/>
+        <w:keepLines/>
         <w:pageBreakBefore w:val="0"/>
       </w:pPr>
       <w:r>
-        <w:t xml:space="preserve">Fractions in a linear equation can be removed by multiplying every term on both sides by the least common multiple of the denominators. This is the multiplication property of equality, not cancellation across addition.</w:t>
+        <w:t xml:space="preserve">Both sides have a denominator. Move both denominators to multiply the opposite sides in the same step. Each denominator multiplies the entire opposite numerator.</w:t>
       </w:r>
     </w:p>
     <w:p>
       <w:pPr>
+        <w:pStyle w:val="BodyText"/>
+        <w:keepNext w:val="0"/>
+        <w:keepLines/>
+        <w:pageBreakBefore w:val="0"/>
+      </w:pPr>
+      <m:oMathPara>
+        <m:oMathParaPr>
+          <m:jc m:val="center"/>
+        </m:oMathParaPr>
+        <m:oMath>
+          <m:r>
+            <m:t>8</m:t>
+          </m:r>
+          <m:d>
+            <m:dPr>
+              <m:begChr m:val="("/>
+              <m:endChr m:val=")"/>
+              <m:sepChr m:val=""/>
+              <m:grow/>
+            </m:dPr>
+            <m:e>
+              <m:r>
+                <m:t>11</m:t>
+              </m:r>
+              <m:r>
+                <m:t>x</m:t>
+              </m:r>
+            </m:e>
+          </m:d>
+          <m:r>
+            <m:rPr>
+              <m:sty m:val="p"/>
+            </m:rPr>
+            <m:t>=</m:t>
+          </m:r>
+          <m:r>
+            <m:t>8</m:t>
+          </m:r>
+          <m:d>
+            <m:dPr>
+              <m:begChr m:val="("/>
+              <m:endChr m:val=")"/>
+              <m:sepChr m:val=""/>
+              <m:grow/>
+            </m:dPr>
+            <m:e>
+              <m:r>
+                <m:t>8</m:t>
+              </m:r>
+              <m:r>
+                <m:t>x</m:t>
+              </m:r>
+              <m:r>
+                <m:rPr>
+                  <m:sty m:val="p"/>
+                </m:rPr>
+                <m:t>+</m:t>
+              </m:r>
+              <m:r>
+                <m:t>3</m:t>
+              </m:r>
+            </m:e>
+          </m:d>
+        </m:oMath>
+      </m:oMathPara>
+    </w:p>
+    <w:p>
+      <w:pPr>
         <w:pStyle w:val="FirstParagraph"/>
+        <w:keepNext/>
+        <w:keepLines/>
         <w:pageBreakBefore w:val="0"/>
       </w:pPr>
       <w:r>
-        <w:t xml:space="preserve">The LCM of</w:t>
+        <w:t xml:space="preserve">Divide both sides by 8, then solve.</w:t>
+      </w:r>
+    </w:p>
+    <w:p>
+      <w:pPr>
+        <w:pStyle w:val="BodyText"/>
+        <w:keepNext w:val="0"/>
+        <w:keepLines/>
+        <w:pageBreakBefore w:val="0"/>
+      </w:pPr>
+      <m:oMathPara>
+        <m:oMathParaPr>
+          <m:jc m:val="center"/>
+        </m:oMathParaPr>
+        <m:oMath>
+          <m:r>
+            <m:t>11</m:t>
+          </m:r>
+          <m:r>
+            <m:t>x</m:t>
+          </m:r>
+          <m:r>
+            <m:rPr>
+              <m:sty m:val="p"/>
+            </m:rPr>
+            <m:t>=</m:t>
+          </m:r>
+          <m:r>
+            <m:t>8</m:t>
+          </m:r>
+          <m:r>
+            <m:t>x</m:t>
+          </m:r>
+          <m:r>
+            <m:rPr>
+              <m:sty m:val="p"/>
+            </m:rPr>
+            <m:t>+</m:t>
+          </m:r>
+          <m:r>
+            <m:t>3</m:t>
+          </m:r>
+        </m:oMath>
+      </m:oMathPara>
+    </w:p>
+    <w:p>
+      <w:pPr>
+        <w:pStyle w:val="BodyText"/>
+        <w:keepNext w:val="0"/>
+        <w:keepLines/>
+        <w:pageBreakBefore w:val="0"/>
+      </w:pPr>
+      <m:oMathPara>
+        <m:oMathParaPr>
+          <m:jc m:val="center"/>
+        </m:oMathParaPr>
+        <m:oMath>
+          <m:r>
+            <m:t>3</m:t>
+          </m:r>
+          <m:r>
+            <m:t>x</m:t>
+          </m:r>
+          <m:r>
+            <m:rPr>
+              <m:sty m:val="p"/>
+            </m:rPr>
+            <m:t>=</m:t>
+          </m:r>
+          <m:r>
+            <m:t>3</m:t>
+          </m:r>
+        </m:oMath>
+      </m:oMathPara>
+    </w:p>
+    <w:p>
+      <w:pPr>
+        <w:pStyle w:val="BodyText"/>
+        <w:keepNext w:val="0"/>
+        <w:keepLines/>
+        <w:pageBreakBefore w:val="0"/>
+      </w:pPr>
+      <m:oMathPara>
+        <m:oMathParaPr>
+          <m:jc m:val="center"/>
+        </m:oMathParaPr>
+        <m:oMath>
+          <m:r>
+            <m:t>x</m:t>
+          </m:r>
+          <m:r>
+            <m:rPr>
+              <m:sty m:val="p"/>
+            </m:rPr>
+            <m:t>=</m:t>
+          </m:r>
+          <m:r>
+            <m:t>1</m:t>
+          </m:r>
+        </m:oMath>
+      </m:oMathPara>
+    </w:p>
+    <w:p>
+      <w:pPr>
+        <w:pStyle w:val="FirstParagraph"/>
+        <w:keepNext w:val="0"/>
+        <w:keepLines/>
+        <w:pageBreakBefore w:val="0"/>
+      </w:pPr>
+      <w:r>
+        <w:t xml:space="preserve">Check: both sides of the original equation equal</w:t>
       </w:r>
       <w:r>
         <w:t xml:space="preserve"> </w:t>
       </w:r>
       <m:oMath>
         <m:r>
-          <m:t>4</m:t>
+          <m:t>11</m:t>
         </m:r>
-      </m:oMath>
-      <w:r>
-        <w:t xml:space="preserve"> </w:t>
-      </w:r>
-      <w:r>
-        <w:t xml:space="preserve">and</w:t>
-      </w:r>
-      <w:r>
-        <w:t xml:space="preserve"> </w:t>
-      </w:r>
-      <m:oMath>
+        <m:r>
+          <m:rPr>
+            <m:sty m:val="p"/>
+          </m:rPr>
+          <m:t>/</m:t>
+        </m:r>
         <m:r>
           <m:t>8</m:t>
         </m:r>
@@ -5543,25 +6438,23 @@
         <w:t xml:space="preserve"> </w:t>
       </w:r>
       <w:r>
-        <w:t xml:space="preserve">is</w:t>
+        <w:t xml:space="preserve">when</w:t>
       </w:r>
       <w:r>
         <w:t xml:space="preserve"> </w:t>
       </w:r>
       <m:oMath>
         <m:r>
-          <m:t>8</m:t>
+          <m:t>x</m:t>
         </m:r>
-      </m:oMath>
-      <w:r>
-        <w:t xml:space="preserve">. Multiply every term by</w:t>
-      </w:r>
-      <w:r>
-        <w:t xml:space="preserve"> </w:t>
-      </w:r>
-      <m:oMath>
         <m:r>
-          <m:t>8</m:t>
+          <m:rPr>
+            <m:sty m:val="p"/>
+          </m:rPr>
+          <m:t>=</m:t>
+        </m:r>
+        <m:r>
+          <m:t>1</m:t>
         </m:r>
       </m:oMath>
       <w:r>
@@ -5570,270 +6463,34 @@
     </w:p>
     <w:p>
       <w:pPr>
-        <w:pStyle w:val="BodyText"/>
-        <w:pageBreakBefore w:val="0"/>
-      </w:pPr>
-      <m:oMathPara>
-        <m:oMathParaPr>
-          <m:jc m:val="center"/>
-        </m:oMathParaPr>
-        <m:oMath>
-          <m:r>
-            <m:t>8</m:t>
-          </m:r>
-          <m:d>
-            <m:dPr>
-              <m:begChr m:val="("/>
-              <m:endChr m:val=")"/>
-              <m:sepChr m:val=""/>
-              <m:grow/>
-            </m:dPr>
-            <m:e>
-              <m:f>
-                <m:fPr>
-                  <m:type m:val="bar"/>
-                </m:fPr>
-                <m:num>
-                  <m:r>
-                    <m:t>5</m:t>
-                  </m:r>
-                </m:num>
-                <m:den>
-                  <m:r>
-                    <m:t>4</m:t>
-                  </m:r>
-                </m:den>
-              </m:f>
-              <m:r>
-                <m:t>x</m:t>
-              </m:r>
-            </m:e>
-          </m:d>
-          <m:r>
-            <m:rPr>
-              <m:sty m:val="p"/>
-            </m:rPr>
-            <m:t>+</m:t>
-          </m:r>
-          <m:r>
-            <m:t>8</m:t>
-          </m:r>
-          <m:d>
-            <m:dPr>
-              <m:begChr m:val="("/>
-              <m:endChr m:val=")"/>
-              <m:sepChr m:val=""/>
-              <m:grow/>
-            </m:dPr>
-            <m:e>
-              <m:f>
-                <m:fPr>
-                  <m:type m:val="bar"/>
-                </m:fPr>
-                <m:num>
-                  <m:r>
-                    <m:t>1</m:t>
-                  </m:r>
-                </m:num>
-                <m:den>
-                  <m:r>
-                    <m:t>8</m:t>
-                  </m:r>
-                </m:den>
-              </m:f>
-              <m:r>
-                <m:t>x</m:t>
-              </m:r>
-            </m:e>
-          </m:d>
-          <m:r>
-            <m:rPr>
-              <m:sty m:val="p"/>
-            </m:rPr>
-            <m:t>=</m:t>
-          </m:r>
-          <m:r>
-            <m:t>8</m:t>
-          </m:r>
-          <m:d>
-            <m:dPr>
-              <m:begChr m:val="("/>
-              <m:endChr m:val=")"/>
-              <m:sepChr m:val=""/>
-              <m:grow/>
-            </m:dPr>
-            <m:e>
-              <m:f>
-                <m:fPr>
-                  <m:type m:val="bar"/>
-                </m:fPr>
-                <m:num>
-                  <m:r>
-                    <m:t>3</m:t>
-                  </m:r>
-                </m:num>
-                <m:den>
-                  <m:r>
-                    <m:t>8</m:t>
-                  </m:r>
-                </m:den>
-              </m:f>
-            </m:e>
-          </m:d>
-          <m:r>
-            <m:rPr>
-              <m:sty m:val="p"/>
-            </m:rPr>
-            <m:t>+</m:t>
-          </m:r>
-          <m:r>
-            <m:t>8</m:t>
-          </m:r>
-          <m:r>
-            <m:t>x</m:t>
-          </m:r>
-        </m:oMath>
-      </m:oMathPara>
-    </w:p>
-    <w:p>
-      <w:pPr>
-        <w:pStyle w:val="FirstParagraph"/>
-        <w:pageBreakBefore w:val="0"/>
-      </w:pPr>
-      <m:oMathPara>
-        <m:oMathParaPr>
-          <m:jc m:val="center"/>
-        </m:oMathParaPr>
-        <m:oMath>
-          <m:r>
-            <m:t>10</m:t>
-          </m:r>
-          <m:r>
-            <m:t>x</m:t>
-          </m:r>
-          <m:r>
-            <m:rPr>
-              <m:sty m:val="p"/>
-            </m:rPr>
-            <m:t>+</m:t>
-          </m:r>
-          <m:r>
-            <m:t>x</m:t>
-          </m:r>
-          <m:r>
-            <m:rPr>
-              <m:sty m:val="p"/>
-            </m:rPr>
-            <m:t>=</m:t>
-          </m:r>
-          <m:r>
-            <m:t>3</m:t>
-          </m:r>
-          <m:r>
-            <m:rPr>
-              <m:sty m:val="p"/>
-            </m:rPr>
-            <m:t>+</m:t>
-          </m:r>
-          <m:r>
-            <m:t>8</m:t>
-          </m:r>
-          <m:r>
-            <m:t>x</m:t>
-          </m:r>
-          <m:r>
-            <m:rPr>
-              <m:sty m:val="p"/>
-            </m:rPr>
-            <m:t>.</m:t>
-          </m:r>
-        </m:oMath>
-      </m:oMathPara>
-    </w:p>
-    <w:p>
-      <w:pPr>
-        <w:pStyle w:val="FirstParagraph"/>
-        <w:pageBreakBefore w:val="0"/>
-      </w:pPr>
-      <w:r>
-        <w:t xml:space="preserve">Now solve the resulting integer equation.</w:t>
-      </w:r>
-    </w:p>
-    <w:p>
-      <w:pPr>
-        <w:pStyle w:val="BodyText"/>
-        <w:pageBreakBefore w:val="0"/>
-      </w:pPr>
-      <m:oMathPara>
-        <m:oMathParaPr>
-          <m:jc m:val="center"/>
-        </m:oMathParaPr>
-        <m:oMath>
-          <m:r>
-            <m:t>3</m:t>
-          </m:r>
-          <m:r>
-            <m:t>x</m:t>
-          </m:r>
-          <m:r>
-            <m:rPr>
-              <m:sty m:val="p"/>
-            </m:rPr>
-            <m:t>=</m:t>
-          </m:r>
-          <m:r>
-            <m:t>3</m:t>
-          </m:r>
-        </m:oMath>
-      </m:oMathPara>
-    </w:p>
-    <w:p>
-      <w:pPr>
-        <w:pStyle w:val="FirstParagraph"/>
-        <w:pageBreakBefore w:val="0"/>
-      </w:pPr>
-      <m:oMathPara>
-        <m:oMathParaPr>
-          <m:jc m:val="center"/>
-        </m:oMathParaPr>
-        <m:oMath>
-          <m:r>
-            <m:t>x</m:t>
-          </m:r>
-          <m:r>
-            <m:rPr>
-              <m:sty m:val="p"/>
-            </m:rPr>
-            <m:t>=</m:t>
-          </m:r>
-          <m:r>
-            <m:t>1</m:t>
-          </m:r>
-          <m:r>
-            <m:rPr>
-              <m:sty m:val="p"/>
-            </m:rPr>
-            <m:t>.</m:t>
-          </m:r>
-        </m:oMath>
-      </m:oMathPara>
-    </w:p>
-    <w:bookmarkEnd w:id="20"/>
-    <w:bookmarkStart w:id="21" w:name="multi-term-numerators"/>
-    <w:p>
-      <w:pPr>
         <w:pStyle w:val="FirstParagraph"/>
         <w:keepNext/>
         <w:pageBreakBefore/>
+        <w:pBdr>
+          <w:top w:val="single" w:sz="6" w:space="8" w:color="9FB3C8"/>
+        </w:pBdr>
       </w:pPr>
       <w:r>
-        <w:t xml:space="preserve">Solve</w:t>
+        <w:rPr>
+          <w:b/>
+        </w:rPr>
+        <w:t>Problem 3</w:t>
+      </w:r>
+    </w:p>
+    <w:p>
+      <w:pPr>
+        <w:pStyle w:val="FirstParagraph"/>
+        <w:keepNext/>
+      </w:pPr>
+      <w:r>
+        <w:t>Solve</w:t>
       </w:r>
     </w:p>
     <w:p>
       <w:pPr>
         <w:pStyle w:val="BodyText"/>
         <w:keepNext w:val="0"/>
+        <w:keepLines/>
         <w:pageBreakBefore w:val="0"/>
         <w:spacing w:after="0"/>
       </w:pPr>
@@ -5917,12 +6574,6 @@
               </m:r>
             </m:den>
           </m:f>
-          <m:r>
-            <m:rPr>
-              <m:sty m:val="p"/>
-            </m:rPr>
-            <m:t>.</m:t>
-          </m:r>
         </m:oMath>
       </m:oMathPara>
     </w:p>
@@ -5989,37 +6640,32 @@
     <w:p>
       <w:pPr>
         <w:pStyle w:val="FirstParagraph"/>
+        <w:keepNext/>
         <w:pageBreakBefore w:val="0"/>
       </w:pPr>
       <w:r>
-        <w:t xml:space="preserve">The LCM is</w:t>
+        <w:rPr>
+          <w:b/>
+        </w:rPr>
+        <w:t>Solution 3</w:t>
       </w:r>
+    </w:p>
+    <w:p>
+      <w:pPr>
+        <w:pStyle w:val="FirstParagraph"/>
+        <w:keepNext/>
+        <w:keepLines/>
+        <w:pageBreakBefore w:val="0"/>
+      </w:pPr>
       <w:r>
-        <w:t xml:space="preserve"> </w:t>
+        <w:t xml:space="preserve">Combine the fractions on the left, then distribute and combine like terms in the numerator.</w:t>
       </w:r>
-      <m:oMath>
-        <m:r>
-          <m:t>30</m:t>
-        </m:r>
-      </m:oMath>
-      <w:r>
-        <w:t xml:space="preserve">. Parentheses preserve each multi-term numerator when the equation is multiplied by</w:t>
-      </w:r>
-      <w:r>
-        <w:t xml:space="preserve"> </w:t>
-      </w:r>
-      <m:oMath>
-        <m:r>
-          <m:t>30</m:t>
-        </m:r>
-      </m:oMath>
-      <w:r>
-        <w:t xml:space="preserve">.</w:t>
-      </w:r>
     </w:p>
     <w:p>
       <w:pPr>
         <w:pStyle w:val="BodyText"/>
+        <w:keepNext w:val="0"/>
+        <w:keepLines/>
         <w:pageBreakBefore w:val="0"/>
       </w:pPr>
       <m:oMathPara>
@@ -6027,17 +6673,105 @@
           <m:jc m:val="center"/>
         </m:oMathParaPr>
         <m:oMath>
-          <m:r>
-            <m:t>6</m:t>
-          </m:r>
-          <m:d>
-            <m:dPr>
-              <m:begChr m:val="("/>
-              <m:endChr m:val=")"/>
-              <m:sepChr m:val=""/>
-              <m:grow/>
-            </m:dPr>
-            <m:e>
+          <m:f>
+            <m:fPr>
+              <m:type m:val="bar"/>
+            </m:fPr>
+            <m:num>
+              <m:r>
+                <m:t>3</m:t>
+              </m:r>
+              <m:d>
+                <m:dPr>
+                  <m:begChr m:val="("/>
+                  <m:endChr m:val=")"/>
+                  <m:sepChr m:val=""/>
+                  <m:grow/>
+                </m:dPr>
+                <m:e>
+                  <m:r>
+                    <m:t>x</m:t>
+                  </m:r>
+                  <m:r>
+                    <m:rPr>
+                      <m:sty m:val="p"/>
+                    </m:rPr>
+                    <m:t>+</m:t>
+                  </m:r>
+                  <m:r>
+                    <m:t>7</m:t>
+                  </m:r>
+                </m:e>
+              </m:d>
+              <m:r>
+                <m:rPr>
+                  <m:sty m:val="p"/>
+                </m:rPr>
+                <m:t>−</m:t>
+              </m:r>
+              <m:r>
+                <m:t>19</m:t>
+              </m:r>
+            </m:num>
+            <m:den>
+              <m:r>
+                <m:t>15</m:t>
+              </m:r>
+            </m:den>
+          </m:f>
+          <m:r>
+            <m:rPr>
+              <m:sty m:val="p"/>
+            </m:rPr>
+            <m:t>=</m:t>
+          </m:r>
+          <m:f>
+            <m:fPr>
+              <m:type m:val="bar"/>
+            </m:fPr>
+            <m:num>
+              <m:r>
+                <m:t>x</m:t>
+              </m:r>
+              <m:r>
+                <m:rPr>
+                  <m:sty m:val="p"/>
+                </m:rPr>
+                <m:t>−</m:t>
+              </m:r>
+              <m:r>
+                <m:t>3</m:t>
+              </m:r>
+            </m:num>
+            <m:den>
+              <m:r>
+                <m:t>6</m:t>
+              </m:r>
+            </m:den>
+          </m:f>
+        </m:oMath>
+      </m:oMathPara>
+    </w:p>
+    <w:p>
+      <w:pPr>
+        <w:pStyle w:val="BodyText"/>
+        <w:keepNext w:val="0"/>
+        <w:keepLines/>
+        <w:pageBreakBefore w:val="0"/>
+      </w:pPr>
+      <m:oMathPara>
+        <m:oMathParaPr>
+          <m:jc m:val="center"/>
+        </m:oMathParaPr>
+        <m:oMath>
+          <m:f>
+            <m:fPr>
+              <m:type m:val="bar"/>
+            </m:fPr>
+            <m:num>
+              <m:r>
+                <m:t>3</m:t>
+              </m:r>
               <m:r>
                 <m:t>x</m:t>
               </m:r>
@@ -6048,27 +6782,188 @@
                 <m:t>+</m:t>
               </m:r>
               <m:r>
-                <m:t>7</m:t>
+                <m:t>21</m:t>
               </m:r>
-            </m:e>
-          </m:d>
-          <m:r>
-            <m:rPr>
-              <m:sty m:val="p"/>
-            </m:rPr>
-            <m:t>−</m:t>
-          </m:r>
-          <m:r>
-            <m:t>38</m:t>
-          </m:r>
+              <m:r>
+                <m:rPr>
+                  <m:sty m:val="p"/>
+                </m:rPr>
+                <m:t>−</m:t>
+              </m:r>
+              <m:r>
+                <m:t>19</m:t>
+              </m:r>
+            </m:num>
+            <m:den>
+              <m:r>
+                <m:t>15</m:t>
+              </m:r>
+            </m:den>
+          </m:f>
           <m:r>
             <m:rPr>
               <m:sty m:val="p"/>
             </m:rPr>
             <m:t>=</m:t>
           </m:r>
-          <m:r>
-            <m:t>5</m:t>
+          <m:f>
+            <m:fPr>
+              <m:type m:val="bar"/>
+            </m:fPr>
+            <m:num>
+              <m:r>
+                <m:t>x</m:t>
+              </m:r>
+              <m:r>
+                <m:rPr>
+                  <m:sty m:val="p"/>
+                </m:rPr>
+                <m:t>−</m:t>
+              </m:r>
+              <m:r>
+                <m:t>3</m:t>
+              </m:r>
+            </m:num>
+            <m:den>
+              <m:r>
+                <m:t>6</m:t>
+              </m:r>
+            </m:den>
+          </m:f>
+        </m:oMath>
+      </m:oMathPara>
+    </w:p>
+    <w:p>
+      <w:pPr>
+        <w:pStyle w:val="BodyText"/>
+        <w:keepNext w:val="0"/>
+        <w:keepLines/>
+        <w:pageBreakBefore w:val="0"/>
+      </w:pPr>
+      <m:oMathPara>
+        <m:oMathParaPr>
+          <m:jc m:val="center"/>
+        </m:oMathParaPr>
+        <m:oMath>
+          <m:f>
+            <m:fPr>
+              <m:type m:val="bar"/>
+            </m:fPr>
+            <m:num>
+              <m:r>
+                <m:t>3</m:t>
+              </m:r>
+              <m:r>
+                <m:t>x</m:t>
+              </m:r>
+              <m:r>
+                <m:rPr>
+                  <m:sty m:val="p"/>
+                </m:rPr>
+                <m:t>+</m:t>
+              </m:r>
+              <m:r>
+                <m:t>2</m:t>
+              </m:r>
+            </m:num>
+            <m:den>
+              <m:r>
+                <m:t>15</m:t>
+              </m:r>
+            </m:den>
+          </m:f>
+          <m:r>
+            <m:rPr>
+              <m:sty m:val="p"/>
+            </m:rPr>
+            <m:t>=</m:t>
+          </m:r>
+          <m:f>
+            <m:fPr>
+              <m:type m:val="bar"/>
+            </m:fPr>
+            <m:num>
+              <m:r>
+                <m:t>x</m:t>
+              </m:r>
+              <m:r>
+                <m:rPr>
+                  <m:sty m:val="p"/>
+                </m:rPr>
+                <m:t>−</m:t>
+              </m:r>
+              <m:r>
+                <m:t>3</m:t>
+              </m:r>
+            </m:num>
+            <m:den>
+              <m:r>
+                <m:t>6</m:t>
+              </m:r>
+            </m:den>
+          </m:f>
+        </m:oMath>
+      </m:oMathPara>
+    </w:p>
+    <w:p>
+      <w:pPr>
+        <w:pStyle w:val="FirstParagraph"/>
+        <w:keepNext/>
+        <w:keepLines/>
+        <w:pageBreakBefore w:val="0"/>
+      </w:pPr>
+      <w:r>
+        <w:t xml:space="preserve">Move both denominators across in one step. Parentheses keep each numerator together.</w:t>
+      </w:r>
+    </w:p>
+    <w:p>
+      <w:pPr>
+        <w:pStyle w:val="BodyText"/>
+        <w:keepNext w:val="0"/>
+        <w:keepLines/>
+        <w:pageBreakBefore w:val="0"/>
+      </w:pPr>
+      <m:oMathPara>
+        <m:oMathParaPr>
+          <m:jc m:val="center"/>
+        </m:oMathParaPr>
+        <m:oMath>
+          <m:r>
+            <m:t>6</m:t>
+          </m:r>
+          <m:d>
+            <m:dPr>
+              <m:begChr m:val="("/>
+              <m:endChr m:val=")"/>
+              <m:sepChr m:val=""/>
+              <m:grow/>
+            </m:dPr>
+            <m:e>
+              <m:r>
+                <m:t>3</m:t>
+              </m:r>
+              <m:r>
+                <m:t>x</m:t>
+              </m:r>
+              <m:r>
+                <m:rPr>
+                  <m:sty m:val="p"/>
+                </m:rPr>
+                <m:t>+</m:t>
+              </m:r>
+              <m:r>
+                <m:t>2</m:t>
+              </m:r>
+            </m:e>
+          </m:d>
+          <m:r>
+            <m:rPr>
+              <m:sty m:val="p"/>
+            </m:rPr>
+            <m:t>=</m:t>
+          </m:r>
+          <m:r>
+            <m:t>15</m:t>
           </m:r>
           <m:d>
             <m:dPr>
@@ -6092,27 +6987,25 @@
               </m:r>
             </m:e>
           </m:d>
-          <m:r>
-            <m:rPr>
-              <m:sty m:val="p"/>
-            </m:rPr>
-            <m:t>.</m:t>
-          </m:r>
         </m:oMath>
       </m:oMathPara>
     </w:p>
     <w:p>
       <w:pPr>
         <w:pStyle w:val="FirstParagraph"/>
+        <w:keepNext/>
+        <w:keepLines/>
         <w:pageBreakBefore w:val="0"/>
       </w:pPr>
       <w:r>
-        <w:t xml:space="preserve">Distribute and solve.</w:t>
+        <w:t xml:space="preserve">Divide both sides by 3 to keep the coefficients small, then distribute and solve.</w:t>
       </w:r>
     </w:p>
     <w:p>
       <w:pPr>
         <w:pStyle w:val="BodyText"/>
+        <w:keepNext w:val="0"/>
+        <w:keepLines/>
         <w:pageBreakBefore w:val="0"/>
       </w:pPr>
       <m:oMathPara>
@@ -6121,20 +7014,33 @@
         </m:oMathParaPr>
         <m:oMath>
           <m:r>
-            <m:t>6</m:t>
-          </m:r>
-          <m:r>
-            <m:t>x</m:t>
-          </m:r>
-          <m:r>
-            <m:rPr>
-              <m:sty m:val="p"/>
-            </m:rPr>
-            <m:t>+</m:t>
-          </m:r>
-          <m:r>
-            <m:t>4</m:t>
-          </m:r>
+            <m:t>2</m:t>
+          </m:r>
+          <m:d>
+            <m:dPr>
+              <m:begChr m:val="("/>
+              <m:endChr m:val=")"/>
+              <m:sepChr m:val=""/>
+              <m:grow/>
+            </m:dPr>
+            <m:e>
+              <m:r>
+                <m:t>3</m:t>
+              </m:r>
+              <m:r>
+                <m:t>x</m:t>
+              </m:r>
+              <m:r>
+                <m:rPr>
+                  <m:sty m:val="p"/>
+                </m:rPr>
+                <m:t>+</m:t>
+              </m:r>
+              <m:r>
+                <m:t>2</m:t>
+              </m:r>
+            </m:e>
+          </m:d>
           <m:r>
             <m:rPr>
               <m:sty m:val="p"/>
@@ -6144,24 +7050,36 @@
           <m:r>
             <m:t>5</m:t>
           </m:r>
-          <m:r>
-            <m:t>x</m:t>
-          </m:r>
-          <m:r>
-            <m:rPr>
-              <m:sty m:val="p"/>
-            </m:rPr>
-            <m:t>−</m:t>
-          </m:r>
-          <m:r>
-            <m:t>15</m:t>
-          </m:r>
+          <m:d>
+            <m:dPr>
+              <m:begChr m:val="("/>
+              <m:endChr m:val=")"/>
+              <m:sepChr m:val=""/>
+              <m:grow/>
+            </m:dPr>
+            <m:e>
+              <m:r>
+                <m:t>x</m:t>
+              </m:r>
+              <m:r>
+                <m:rPr>
+                  <m:sty m:val="p"/>
+                </m:rPr>
+                <m:t>−</m:t>
+              </m:r>
+              <m:r>
+                <m:t>3</m:t>
+              </m:r>
+            </m:e>
+          </m:d>
         </m:oMath>
       </m:oMathPara>
     </w:p>
     <w:p>
       <w:pPr>
-        <w:pStyle w:val="FirstParagraph"/>
+        <w:pStyle w:val="BodyText"/>
+        <w:keepNext w:val="0"/>
+        <w:keepLines/>
         <w:pageBreakBefore w:val="0"/>
       </w:pPr>
       <m:oMathPara>
@@ -6170,7 +7088,19 @@
         </m:oMathParaPr>
         <m:oMath>
           <m:r>
+            <m:t>6</m:t>
+          </m:r>
+          <m:r>
             <m:t>x</m:t>
+          </m:r>
+          <m:r>
+            <m:rPr>
+              <m:sty m:val="p"/>
+            </m:rPr>
+            <m:t>+</m:t>
+          </m:r>
+          <m:r>
+            <m:t>4</m:t>
           </m:r>
           <m:r>
             <m:rPr>
@@ -6179,19 +7109,52 @@
             <m:t>=</m:t>
           </m:r>
           <m:r>
+            <m:t>5</m:t>
+          </m:r>
+          <m:r>
+            <m:t>x</m:t>
+          </m:r>
+          <m:r>
             <m:rPr>
               <m:sty m:val="p"/>
             </m:rPr>
             <m:t>−</m:t>
           </m:r>
           <m:r>
-            <m:t>19</m:t>
+            <m:t>15</m:t>
+          </m:r>
+        </m:oMath>
+      </m:oMathPara>
+    </w:p>
+    <w:p>
+      <w:pPr>
+        <w:pStyle w:val="BodyText"/>
+        <w:keepNext w:val="0"/>
+        <w:keepLines/>
+        <w:pageBreakBefore w:val="0"/>
+      </w:pPr>
+      <m:oMathPara>
+        <m:oMathParaPr>
+          <m:jc m:val="center"/>
+        </m:oMathParaPr>
+        <m:oMath>
+          <m:r>
+            <m:t>x</m:t>
           </m:r>
           <m:r>
             <m:rPr>
               <m:sty m:val="p"/>
             </m:rPr>
-            <m:t>.</m:t>
+            <m:t>=</m:t>
+          </m:r>
+          <m:r>
+            <m:rPr>
+              <m:sty m:val="p"/>
+            </m:rPr>
+            <m:t>−</m:t>
+          </m:r>
+          <m:r>
+            <m:t>19</m:t>
           </m:r>
         </m:oMath>
       </m:oMathPara>
@@ -6199,51 +7162,648 @@
     <w:p>
       <w:pPr>
         <w:pStyle w:val="FirstParagraph"/>
+        <w:keepNext/>
+        <w:keepLines/>
         <w:pageBreakBefore w:val="0"/>
       </w:pPr>
       <w:r>
-        <w:t xml:space="preserve">Check in the original fractional equation, not only in the cleared equation.</w:t>
+        <w:t xml:space="preserve">Check in the original equation.</w:t>
       </w:r>
     </w:p>
-    <w:bookmarkEnd w:id="21"/>
-    <w:bookmarkStart w:id="22" w:name="sign-care-with-negative-denominators"/>
-    <w:p>
-      <w:pPr>
-        <w:pStyle w:val="BodyTextCustom"/>
+    <w:p>
+      <w:pPr>
+        <w:pStyle w:val="BodyText"/>
+        <w:keepNext w:val="0"/>
+        <w:keepLines/>
         <w:pageBreakBefore w:val="0"/>
+      </w:pPr>
+      <m:oMathPara>
+        <m:oMathParaPr>
+          <m:jc m:val="center"/>
+        </m:oMathParaPr>
+        <m:oMath>
+          <m:f>
+            <m:fPr>
+              <m:type m:val="bar"/>
+            </m:fPr>
+            <m:num>
+              <m:r>
+                <m:rPr>
+                  <m:sty m:val="p"/>
+                </m:rPr>
+                <m:t>−</m:t>
+              </m:r>
+              <m:r>
+                <m:t>19</m:t>
+              </m:r>
+              <m:r>
+                <m:rPr>
+                  <m:sty m:val="p"/>
+                </m:rPr>
+                <m:t>+</m:t>
+              </m:r>
+              <m:r>
+                <m:t>7</m:t>
+              </m:r>
+            </m:num>
+            <m:den>
+              <m:r>
+                <m:t>5</m:t>
+              </m:r>
+            </m:den>
+          </m:f>
+          <m:r>
+            <m:rPr>
+              <m:sty m:val="p"/>
+            </m:rPr>
+            <m:t>−</m:t>
+          </m:r>
+          <m:f>
+            <m:fPr>
+              <m:type m:val="bar"/>
+            </m:fPr>
+            <m:num>
+              <m:r>
+                <m:t>19</m:t>
+              </m:r>
+            </m:num>
+            <m:den>
+              <m:r>
+                <m:t>15</m:t>
+              </m:r>
+            </m:den>
+          </m:f>
+          <m:r>
+            <m:rPr>
+              <m:sty m:val="p"/>
+            </m:rPr>
+            <m:t>=</m:t>
+          </m:r>
+          <m:f>
+            <m:fPr>
+              <m:type m:val="bar"/>
+            </m:fPr>
+            <m:num>
+              <m:r>
+                <m:rPr>
+                  <m:sty m:val="p"/>
+                </m:rPr>
+                <m:t>−</m:t>
+              </m:r>
+              <m:r>
+                <m:t>36</m:t>
+              </m:r>
+              <m:r>
+                <m:rPr>
+                  <m:sty m:val="p"/>
+                </m:rPr>
+                <m:t>−</m:t>
+              </m:r>
+              <m:r>
+                <m:t>19</m:t>
+              </m:r>
+            </m:num>
+            <m:den>
+              <m:r>
+                <m:t>15</m:t>
+              </m:r>
+            </m:den>
+          </m:f>
+          <m:r>
+            <m:rPr>
+              <m:sty m:val="p"/>
+            </m:rPr>
+            <m:t>=</m:t>
+          </m:r>
+          <m:r>
+            <m:rPr>
+              <m:sty m:val="p"/>
+            </m:rPr>
+            <m:t>−</m:t>
+          </m:r>
+          <m:f>
+            <m:fPr>
+              <m:type m:val="bar"/>
+            </m:fPr>
+            <m:num>
+              <m:r>
+                <m:t>11</m:t>
+              </m:r>
+            </m:num>
+            <m:den>
+              <m:r>
+                <m:t>3</m:t>
+              </m:r>
+            </m:den>
+          </m:f>
+        </m:oMath>
+      </m:oMathPara>
+    </w:p>
+    <w:p>
+      <w:pPr>
+        <w:pStyle w:val="BodyText"/>
+        <w:keepNext w:val="0"/>
+        <w:keepLines/>
+        <w:pageBreakBefore w:val="0"/>
+      </w:pPr>
+      <m:oMathPara>
+        <m:oMathParaPr>
+          <m:jc m:val="center"/>
+        </m:oMathParaPr>
+        <m:oMath>
+          <m:f>
+            <m:fPr>
+              <m:type m:val="bar"/>
+            </m:fPr>
+            <m:num>
+              <m:r>
+                <m:rPr>
+                  <m:sty m:val="p"/>
+                </m:rPr>
+                <m:t>−</m:t>
+              </m:r>
+              <m:r>
+                <m:t>19</m:t>
+              </m:r>
+              <m:r>
+                <m:rPr>
+                  <m:sty m:val="p"/>
+                </m:rPr>
+                <m:t>−</m:t>
+              </m:r>
+              <m:r>
+                <m:t>3</m:t>
+              </m:r>
+            </m:num>
+            <m:den>
+              <m:r>
+                <m:t>6</m:t>
+              </m:r>
+            </m:den>
+          </m:f>
+          <m:r>
+            <m:rPr>
+              <m:sty m:val="p"/>
+            </m:rPr>
+            <m:t>=</m:t>
+          </m:r>
+          <m:r>
+            <m:rPr>
+              <m:sty m:val="p"/>
+            </m:rPr>
+            <m:t>−</m:t>
+          </m:r>
+          <m:f>
+            <m:fPr>
+              <m:type m:val="bar"/>
+            </m:fPr>
+            <m:num>
+              <m:r>
+                <m:t>11</m:t>
+              </m:r>
+            </m:num>
+            <m:den>
+              <m:r>
+                <m:t>3</m:t>
+              </m:r>
+            </m:den>
+          </m:f>
+        </m:oMath>
+      </m:oMathPara>
+    </w:p>
+    <w:p>
+      <w:pPr>
+        <w:pStyle w:val="FirstParagraph"/>
+        <w:keepNext/>
+        <w:pageBreakBefore/>
+        <w:pBdr>
+          <w:top w:val="single" w:sz="6" w:space="8" w:color="9FB3C8"/>
+        </w:pBdr>
       </w:pPr>
       <w:r>
         <w:rPr>
-          <w:b w:val="0"/>
+          <w:b/>
         </w:rPr>
-        <w:t xml:space="preserve">Sign care with negative denominators</w:t>
+        <w:t>Problem 4</w:t>
       </w:r>
     </w:p>
     <w:p>
       <w:pPr>
         <w:pStyle w:val="FirstParagraph"/>
+        <w:keepNext/>
+      </w:pPr>
+      <w:r>
+        <w:t>Solve</w:t>
+      </w:r>
+    </w:p>
+    <w:p>
+      <w:pPr>
+        <w:pStyle w:val="BodyText"/>
+        <w:keepNext w:val="0"/>
+        <w:keepLines/>
         <w:pageBreakBefore w:val="0"/>
+        <w:spacing w:after="0"/>
+      </w:pPr>
+      <m:oMathPara>
+        <m:oMathParaPr>
+          <m:jc m:val="center"/>
+        </m:oMathParaPr>
+        <m:oMath>
+          <m:f>
+            <m:fPr>
+              <m:type m:val="bar"/>
+            </m:fPr>
+            <m:num>
+              <m:r>
+                <m:t>x</m:t>
+              </m:r>
+              <m:r>
+                <m:rPr>
+                  <m:sty m:val="p"/>
+                </m:rPr>
+                <m:t>+</m:t>
+              </m:r>
+              <m:r>
+                <m:t>2</m:t>
+              </m:r>
+            </m:num>
+            <m:den>
+              <m:r>
+                <m:t>8</m:t>
+              </m:r>
+            </m:den>
+          </m:f>
+          <m:r>
+            <m:rPr>
+              <m:sty m:val="p"/>
+            </m:rPr>
+            <m:t>=</m:t>
+          </m:r>
+          <m:f>
+            <m:fPr>
+              <m:type m:val="bar"/>
+            </m:fPr>
+            <m:num>
+              <m:r>
+                <m:t>x</m:t>
+              </m:r>
+              <m:r>
+                <m:rPr>
+                  <m:sty m:val="p"/>
+                </m:rPr>
+                <m:t>+</m:t>
+              </m:r>
+              <m:r>
+                <m:t>3</m:t>
+              </m:r>
+            </m:num>
+            <m:den>
+              <m:r>
+                <m:rPr>
+                  <m:sty m:val="p"/>
+                </m:rPr>
+                <m:t>−</m:t>
+              </m:r>
+              <m:r>
+                <m:t>5</m:t>
+              </m:r>
+            </m:den>
+          </m:f>
+        </m:oMath>
+      </m:oMathPara>
+    </w:p>
+    <w:p>
+      <w:pPr>
+        <w:pStyle w:val="LectureBlankLine"/>
+        <w:spacing w:before="0" w:after="0" w:line="240" w:lineRule="auto"/>
+      </w:pPr>
+    </w:p>
+    <w:p>
+      <w:pPr>
+        <w:pStyle w:val="LectureBlankLine"/>
+        <w:spacing w:before="0" w:after="0" w:line="240" w:lineRule="auto"/>
+      </w:pPr>
+    </w:p>
+    <w:p>
+      <w:pPr>
+        <w:pStyle w:val="LectureBlankLine"/>
+        <w:spacing w:before="0" w:after="0" w:line="240" w:lineRule="auto"/>
+      </w:pPr>
+    </w:p>
+    <w:p>
+      <w:pPr>
+        <w:pStyle w:val="LectureBlankLine"/>
+        <w:spacing w:before="0" w:after="0" w:line="240" w:lineRule="auto"/>
+      </w:pPr>
+    </w:p>
+    <w:p>
+      <w:pPr>
+        <w:pStyle w:val="LectureBlankLine"/>
+        <w:spacing w:before="0" w:after="0" w:line="240" w:lineRule="auto"/>
+      </w:pPr>
+    </w:p>
+    <w:p>
+      <w:pPr>
+        <w:pStyle w:val="LectureBlankLine"/>
+        <w:spacing w:before="0" w:after="0" w:line="240" w:lineRule="auto"/>
+      </w:pPr>
+    </w:p>
+    <w:p>
+      <w:pPr>
+        <w:pStyle w:val="LectureBlankLine"/>
+        <w:spacing w:before="0" w:after="0" w:line="240" w:lineRule="auto"/>
+      </w:pPr>
+    </w:p>
+    <w:p>
+      <w:pPr>
+        <w:pStyle w:val="LectureBlankLine"/>
+        <w:spacing w:before="0" w:after="0" w:line="240" w:lineRule="auto"/>
+      </w:pPr>
+    </w:p>
+    <w:p>
+      <w:pPr>
+        <w:pStyle w:val="LectureBlankLine"/>
+        <w:spacing w:before="0" w:after="0" w:line="240" w:lineRule="auto"/>
+      </w:pPr>
+    </w:p>
+    <w:p>
+      <w:pPr>
+        <w:pStyle w:val="LectureBlankLine"/>
+        <w:spacing w:before="0" w:after="0" w:line="240" w:lineRule="auto"/>
+      </w:pPr>
+    </w:p>
+    <w:p>
+      <w:pPr>
+        <w:pStyle w:val="FirstParagraph"/>
+        <w:keepNext/>
+        <w:pageBreakBefore w:val="0"/>
       </w:pPr>
       <w:r>
-        <w:t xml:space="preserve">If a denominator is negative, either keep the sign with the denominator during multiplication or rewrite the fraction with the negative sign in front. Do not lose the sign when the denominator cancels.</w:t>
+        <w:rPr>
+          <w:b/>
+        </w:rPr>
+        <w:t>Solution 4</w:t>
       </w:r>
     </w:p>
-    <w:bookmarkEnd w:id="22"/>
-    <w:bookmarkStart w:id="23" w:name="practice"/>
     <w:p>
       <w:pPr>
         <w:pStyle w:val="FirstParagraph"/>
+        <w:keepNext/>
+        <w:keepLines/>
         <w:pageBreakBefore w:val="0"/>
       </w:pPr>
       <w:r>
-        <w:t xml:space="preserve">Solve and check:</w:t>
+        <w:t xml:space="preserve">Each side is already one fraction. The negative sign belongs to the denominator, so keep it when moving both denominators to multiply the opposite sides.</w:t>
+      </w:r>
+    </w:p>
+    <w:p>
+      <w:pPr>
+        <w:pStyle w:val="BodyText"/>
+        <w:keepNext w:val="0"/>
+        <w:keepLines/>
+        <w:pageBreakBefore w:val="0"/>
+      </w:pPr>
+      <m:oMathPara>
+        <m:oMathParaPr>
+          <m:jc m:val="center"/>
+        </m:oMathParaPr>
+        <m:oMath>
+          <m:r>
+            <m:rPr>
+              <m:sty m:val="p"/>
+            </m:rPr>
+            <m:t>−</m:t>
+          </m:r>
+          <m:r>
+            <m:t>5</m:t>
+          </m:r>
+          <m:d>
+            <m:dPr>
+              <m:begChr m:val="("/>
+              <m:endChr m:val=")"/>
+              <m:sepChr m:val=""/>
+              <m:grow/>
+            </m:dPr>
+            <m:e>
+              <m:r>
+                <m:t>x</m:t>
+              </m:r>
+              <m:r>
+                <m:rPr>
+                  <m:sty m:val="p"/>
+                </m:rPr>
+                <m:t>+</m:t>
+              </m:r>
+              <m:r>
+                <m:t>2</m:t>
+              </m:r>
+            </m:e>
+          </m:d>
+          <m:r>
+            <m:rPr>
+              <m:sty m:val="p"/>
+            </m:rPr>
+            <m:t>=</m:t>
+          </m:r>
+          <m:r>
+            <m:t>8</m:t>
+          </m:r>
+          <m:d>
+            <m:dPr>
+              <m:begChr m:val="("/>
+              <m:endChr m:val=")"/>
+              <m:sepChr m:val=""/>
+              <m:grow/>
+            </m:dPr>
+            <m:e>
+              <m:r>
+                <m:t>x</m:t>
+              </m:r>
+              <m:r>
+                <m:rPr>
+                  <m:sty m:val="p"/>
+                </m:rPr>
+                <m:t>+</m:t>
+              </m:r>
+              <m:r>
+                <m:t>3</m:t>
+              </m:r>
+            </m:e>
+          </m:d>
+        </m:oMath>
+      </m:oMathPara>
+    </w:p>
+    <w:p>
+      <w:pPr>
+        <w:pStyle w:val="FirstParagraph"/>
+        <w:keepNext/>
+        <w:keepLines/>
+        <w:pageBreakBefore w:val="0"/>
+      </w:pPr>
+      <w:r>
+        <w:t xml:space="preserve">Distribute and solve.</w:t>
+      </w:r>
+    </w:p>
+    <w:p>
+      <w:pPr>
+        <w:pStyle w:val="BodyText"/>
+        <w:keepNext w:val="0"/>
+        <w:keepLines/>
+        <w:pageBreakBefore w:val="0"/>
+      </w:pPr>
+      <m:oMathPara>
+        <m:oMathParaPr>
+          <m:jc m:val="center"/>
+        </m:oMathParaPr>
+        <m:oMath>
+          <m:r>
+            <m:rPr>
+              <m:sty m:val="p"/>
+            </m:rPr>
+            <m:t>−</m:t>
+          </m:r>
+          <m:r>
+            <m:t>5</m:t>
+          </m:r>
+          <m:r>
+            <m:t>x</m:t>
+          </m:r>
+          <m:r>
+            <m:rPr>
+              <m:sty m:val="p"/>
+            </m:rPr>
+            <m:t>−</m:t>
+          </m:r>
+          <m:r>
+            <m:t>10</m:t>
+          </m:r>
+          <m:r>
+            <m:rPr>
+              <m:sty m:val="p"/>
+            </m:rPr>
+            <m:t>=</m:t>
+          </m:r>
+          <m:r>
+            <m:t>8</m:t>
+          </m:r>
+          <m:r>
+            <m:t>x</m:t>
+          </m:r>
+          <m:r>
+            <m:rPr>
+              <m:sty m:val="p"/>
+            </m:rPr>
+            <m:t>+</m:t>
+          </m:r>
+          <m:r>
+            <m:t>24</m:t>
+          </m:r>
+        </m:oMath>
+      </m:oMathPara>
+    </w:p>
+    <w:p>
+      <w:pPr>
+        <w:pStyle w:val="BodyText"/>
+        <w:keepNext w:val="0"/>
+        <w:keepLines/>
+        <w:pageBreakBefore w:val="0"/>
+      </w:pPr>
+      <m:oMathPara>
+        <m:oMathParaPr>
+          <m:jc m:val="center"/>
+        </m:oMathParaPr>
+        <m:oMath>
+          <m:r>
+            <m:rPr>
+              <m:sty m:val="p"/>
+            </m:rPr>
+            <m:t>−</m:t>
+          </m:r>
+          <m:r>
+            <m:t>13</m:t>
+          </m:r>
+          <m:r>
+            <m:t>x</m:t>
+          </m:r>
+          <m:r>
+            <m:rPr>
+              <m:sty m:val="p"/>
+            </m:rPr>
+            <m:t>=</m:t>
+          </m:r>
+          <m:r>
+            <m:t>34</m:t>
+          </m:r>
+        </m:oMath>
+      </m:oMathPara>
+    </w:p>
+    <w:p>
+      <w:pPr>
+        <w:pStyle w:val="BodyText"/>
+        <w:keepNext w:val="0"/>
+        <w:keepLines/>
+        <w:pageBreakBefore w:val="0"/>
+      </w:pPr>
+      <m:oMathPara>
+        <m:oMathParaPr>
+          <m:jc m:val="center"/>
+        </m:oMathParaPr>
+        <m:oMath>
+          <m:r>
+            <m:t>x</m:t>
+          </m:r>
+          <m:r>
+            <m:rPr>
+              <m:sty m:val="p"/>
+            </m:rPr>
+            <m:t>=</m:t>
+          </m:r>
+          <m:r>
+            <m:rPr>
+              <m:sty m:val="p"/>
+            </m:rPr>
+            <m:t>−</m:t>
+          </m:r>
+          <m:f>
+            <m:fPr>
+              <m:type m:val="bar"/>
+            </m:fPr>
+            <m:num>
+              <m:r>
+                <m:t>34</m:t>
+              </m:r>
+            </m:num>
+            <m:den>
+              <m:r>
+                <m:t>13</m:t>
+              </m:r>
+            </m:den>
+          </m:f>
+        </m:oMath>
+      </m:oMathPara>
+    </w:p>
+    <w:p>
+      <w:pPr>
+        <w:pStyle w:val="FirstParagraph"/>
+        <w:keepNext w:val="0"/>
+        <w:keepLines/>
+        <w:pageBreakBefore w:val="0"/>
+      </w:pPr>
+      <w:r>
+        <w:t xml:space="preserve">Check: both sides of the original equation equal</w:t>
       </w:r>
       <w:r>
         <w:t xml:space="preserve"> </w:t>
       </w:r>
       <m:oMath>
         <m:r>
-          <m:t>x</m:t>
+          <m:rPr>
+            <m:sty m:val="p"/>
+          </m:rPr>
+          <m:t>−</m:t>
+        </m:r>
+        <m:r>
+          <m:t>1</m:t>
         </m:r>
         <m:r>
           <m:rPr>
@@ -6252,239 +7812,13 @@
           <m:t>/</m:t>
         </m:r>
         <m:r>
-          <m:t>6</m:t>
-        </m:r>
-        <m:r>
-          <m:rPr>
-            <m:sty m:val="p"/>
-          </m:rPr>
-          <m:t>+</m:t>
-        </m:r>
-        <m:r>
-          <m:t>5</m:t>
-        </m:r>
-        <m:r>
-          <m:rPr>
-            <m:sty m:val="p"/>
-          </m:rPr>
-          <m:t>/</m:t>
-        </m:r>
-        <m:r>
-          <m:t>8</m:t>
-        </m:r>
-        <m:r>
-          <m:rPr>
-            <m:sty m:val="p"/>
-          </m:rPr>
-          <m:t>=</m:t>
-        </m:r>
-        <m:r>
-          <m:t>7</m:t>
-        </m:r>
-        <m:r>
-          <m:rPr>
-            <m:sty m:val="p"/>
-          </m:rPr>
-          <m:t>/</m:t>
-        </m:r>
-        <m:r>
-          <m:t>12</m:t>
-        </m:r>
-      </m:oMath>
-      <w:r>
-        <w:t xml:space="preserve">,</w:t>
-      </w:r>
-      <w:r>
-        <w:t xml:space="preserve"> </w:t>
-      </w:r>
-      <m:oMath>
-        <m:d>
-          <m:dPr>
-            <m:begChr m:val="("/>
-            <m:endChr m:val=")"/>
-            <m:sepChr m:val=""/>
-            <m:grow/>
-          </m:dPr>
-          <m:e>
-            <m:r>
-              <m:t>x</m:t>
-            </m:r>
-            <m:r>
-              <m:rPr>
-                <m:sty m:val="p"/>
-              </m:rPr>
-              <m:t>+</m:t>
-            </m:r>
-            <m:r>
-              <m:t>2</m:t>
-            </m:r>
-          </m:e>
-        </m:d>
-        <m:r>
-          <m:rPr>
-            <m:sty m:val="p"/>
-          </m:rPr>
-          <m:t>/</m:t>
-        </m:r>
-        <m:r>
-          <m:t>8</m:t>
-        </m:r>
-        <m:r>
-          <m:rPr>
-            <m:sty m:val="p"/>
-          </m:rPr>
-          <m:t>=</m:t>
-        </m:r>
-        <m:d>
-          <m:dPr>
-            <m:begChr m:val="("/>
-            <m:endChr m:val=")"/>
-            <m:sepChr m:val=""/>
-            <m:grow/>
-          </m:dPr>
-          <m:e>
-            <m:r>
-              <m:t>x</m:t>
-            </m:r>
-            <m:r>
-              <m:rPr>
-                <m:sty m:val="p"/>
-              </m:rPr>
-              <m:t>+</m:t>
-            </m:r>
-            <m:r>
-              <m:t>3</m:t>
-            </m:r>
-          </m:e>
-        </m:d>
-        <m:r>
-          <m:rPr>
-            <m:sty m:val="p"/>
-          </m:rPr>
-          <m:t>/</m:t>
-        </m:r>
-        <m:d>
-          <m:dPr>
-            <m:begChr m:val="("/>
-            <m:endChr m:val=")"/>
-            <m:sepChr m:val=""/>
-            <m:grow/>
-          </m:dPr>
-          <m:e>
-            <m:r>
-              <m:rPr>
-                <m:sty m:val="p"/>
-              </m:rPr>
-              <m:t>−</m:t>
-            </m:r>
-            <m:r>
-              <m:t>5</m:t>
-            </m:r>
-          </m:e>
-        </m:d>
-      </m:oMath>
-      <w:r>
-        <w:t xml:space="preserve">, and</w:t>
-      </w:r>
-      <w:r>
-        <w:t xml:space="preserve"> </w:t>
-      </w:r>
-      <m:oMath>
-        <m:d>
-          <m:dPr>
-            <m:begChr m:val="("/>
-            <m:endChr m:val=")"/>
-            <m:sepChr m:val=""/>
-            <m:grow/>
-          </m:dPr>
-          <m:e>
-            <m:r>
-              <m:t>2</m:t>
-            </m:r>
-            <m:r>
-              <m:t>x</m:t>
-            </m:r>
-            <m:r>
-              <m:rPr>
-                <m:sty m:val="p"/>
-              </m:rPr>
-              <m:t>−</m:t>
-            </m:r>
-            <m:r>
-              <m:t>1</m:t>
-            </m:r>
-          </m:e>
-        </m:d>
-        <m:r>
-          <m:rPr>
-            <m:sty m:val="p"/>
-          </m:rPr>
-          <m:t>/</m:t>
-        </m:r>
-        <m:r>
-          <m:t>3</m:t>
-        </m:r>
-        <m:r>
-          <m:rPr>
-            <m:sty m:val="p"/>
-          </m:rPr>
-          <m:t>−</m:t>
-        </m:r>
-        <m:d>
-          <m:dPr>
-            <m:begChr m:val="("/>
-            <m:endChr m:val=")"/>
-            <m:sepChr m:val=""/>
-            <m:grow/>
-          </m:dPr>
-          <m:e>
-            <m:r>
-              <m:t>x</m:t>
-            </m:r>
-            <m:r>
-              <m:rPr>
-                <m:sty m:val="p"/>
-              </m:rPr>
-              <m:t>+</m:t>
-            </m:r>
-            <m:r>
-              <m:t>4</m:t>
-            </m:r>
-          </m:e>
-        </m:d>
-        <m:r>
-          <m:rPr>
-            <m:sty m:val="p"/>
-          </m:rPr>
-          <m:t>/</m:t>
-        </m:r>
-        <m:r>
-          <m:t>6</m:t>
-        </m:r>
-        <m:r>
-          <m:rPr>
-            <m:sty m:val="p"/>
-          </m:rPr>
-          <m:t>=</m:t>
-        </m:r>
-        <m:r>
-          <m:t>5</m:t>
-        </m:r>
-        <m:r>
-          <m:rPr>
-            <m:sty m:val="p"/>
-          </m:rPr>
-          <m:t>/</m:t>
-        </m:r>
-        <m:r>
-          <m:t>2</m:t>
+          <m:t>13</m:t>
         </m:r>
       </m:oMath>
       <w:r>
         <w:t xml:space="preserve">.</w:t>
       </w:r>
     </w:p>
-    <w:bookmarkEnd w:id="23"/>
     <w:p>
       <w:bookmarkStart w:id="129" w:name="TSM_TOPIC_29"/>
       <w:pPr>
@@ -6527,11 +7861,13 @@
     </w:p>
     <w:p>
       <w:pPr>
-        <w:pStyle w:val="BodyTextCustom"/>
+        <w:pStyle w:val="FirstParagraph"/>
+        <w:keepNext w:val="0"/>
+        <w:keepLines/>
         <w:pageBreakBefore w:val="0"/>
       </w:pPr>
       <w:r>
-        <w:t>This topic solves rational equations by stating restrictions, multiplying by the least common denominator, solving the resulting equation, and checking candidates.</w:t>
+        <w:t xml:space="preserve">This topic solves equations containing fractions with variable denominators. Original denominator restrictions determine which answers are allowable.</w:t>
       </w:r>
     </w:p>
     <w:p>
@@ -6545,11 +7881,13 @@
     </w:p>
     <w:p>
       <w:pPr>
-        <w:pStyle w:val="BodyTextCustom"/>
+        <w:pStyle w:val="FirstParagraph"/>
+        <w:keepNext w:val="0"/>
+        <w:keepLines/>
         <w:pageBreakBefore w:val="0"/>
       </w:pPr>
       <w:r>
-        <w:t>Rational equation: an equation containing rational expressions. Restriction: a value that makes an original denominator 0. Extraneous solution: a result produced by transformed work that does not solve the original equation.</w:t>
+        <w:t xml:space="preserve">Rational equation: an equation containing rational expressions. Restriction: a value that makes an original denominator zero. Extraneous solution: a candidate from transformed work that does not solve the original equation.</w:t>
       </w:r>
     </w:p>
     <w:p>
@@ -6557,15 +7895,1526 @@
         <w:pStyle w:val="FirstParagraph"/>
         <w:keepNext/>
         <w:pageBreakBefore/>
+        <w:pBdr>
+          <w:top w:val="single" w:sz="6" w:space="8" w:color="9FB3C8"/>
+        </w:pBdr>
       </w:pPr>
       <w:r>
-        <w:t xml:space="preserve">Solve</w:t>
+        <w:rPr>
+          <w:b/>
+        </w:rPr>
+        <w:t>Problem 1</w:t>
+      </w:r>
+    </w:p>
+    <w:p>
+      <w:pPr>
+        <w:pStyle w:val="FirstParagraph"/>
+        <w:keepNext/>
+      </w:pPr>
+      <w:r>
+        <w:t>Solve</w:t>
       </w:r>
     </w:p>
     <w:p>
       <w:pPr>
         <w:pStyle w:val="BodyText"/>
         <w:keepNext w:val="0"/>
+        <w:keepLines/>
+        <w:pageBreakBefore w:val="0"/>
+        <w:spacing w:after="0"/>
+      </w:pPr>
+      <m:oMathPara>
+        <m:oMathParaPr>
+          <m:jc m:val="center"/>
+        </m:oMathParaPr>
+        <m:oMath>
+          <m:f>
+            <m:fPr>
+              <m:type m:val="bar"/>
+            </m:fPr>
+            <m:num>
+              <m:sSup>
+                <m:e>
+                  <m:r>
+                    <m:t>x</m:t>
+                  </m:r>
+                </m:e>
+                <m:sup>
+                  <m:r>
+                    <m:t>2</m:t>
+                  </m:r>
+                </m:sup>
+              </m:sSup>
+              <m:r>
+                <m:rPr>
+                  <m:sty m:val="p"/>
+                </m:rPr>
+                <m:t>−</m:t>
+              </m:r>
+              <m:r>
+                <m:t>1</m:t>
+              </m:r>
+            </m:num>
+            <m:den>
+              <m:r>
+                <m:t>x</m:t>
+              </m:r>
+              <m:r>
+                <m:rPr>
+                  <m:sty m:val="p"/>
+                </m:rPr>
+                <m:t>−</m:t>
+              </m:r>
+              <m:r>
+                <m:t>1</m:t>
+              </m:r>
+            </m:den>
+          </m:f>
+          <m:r>
+            <m:rPr>
+              <m:sty m:val="p"/>
+            </m:rPr>
+            <m:t>=</m:t>
+          </m:r>
+          <m:r>
+            <m:t>4</m:t>
+          </m:r>
+        </m:oMath>
+      </m:oMathPara>
+    </w:p>
+    <w:p>
+      <w:pPr>
+        <w:pStyle w:val="LectureBlankLine"/>
+        <w:spacing w:before="0" w:after="0" w:line="240" w:lineRule="auto"/>
+      </w:pPr>
+    </w:p>
+    <w:p>
+      <w:pPr>
+        <w:pStyle w:val="LectureBlankLine"/>
+        <w:spacing w:before="0" w:after="0" w:line="240" w:lineRule="auto"/>
+      </w:pPr>
+    </w:p>
+    <w:p>
+      <w:pPr>
+        <w:pStyle w:val="LectureBlankLine"/>
+        <w:spacing w:before="0" w:after="0" w:line="240" w:lineRule="auto"/>
+      </w:pPr>
+    </w:p>
+    <w:p>
+      <w:pPr>
+        <w:pStyle w:val="LectureBlankLine"/>
+        <w:spacing w:before="0" w:after="0" w:line="240" w:lineRule="auto"/>
+      </w:pPr>
+    </w:p>
+    <w:p>
+      <w:pPr>
+        <w:pStyle w:val="LectureBlankLine"/>
+        <w:spacing w:before="0" w:after="0" w:line="240" w:lineRule="auto"/>
+      </w:pPr>
+    </w:p>
+    <w:p>
+      <w:pPr>
+        <w:pStyle w:val="LectureBlankLine"/>
+        <w:spacing w:before="0" w:after="0" w:line="240" w:lineRule="auto"/>
+      </w:pPr>
+    </w:p>
+    <w:p>
+      <w:pPr>
+        <w:pStyle w:val="LectureBlankLine"/>
+        <w:spacing w:before="0" w:after="0" w:line="240" w:lineRule="auto"/>
+      </w:pPr>
+    </w:p>
+    <w:p>
+      <w:pPr>
+        <w:pStyle w:val="LectureBlankLine"/>
+        <w:spacing w:before="0" w:after="0" w:line="240" w:lineRule="auto"/>
+      </w:pPr>
+    </w:p>
+    <w:p>
+      <w:pPr>
+        <w:pStyle w:val="LectureBlankLine"/>
+        <w:spacing w:before="0" w:after="0" w:line="240" w:lineRule="auto"/>
+      </w:pPr>
+    </w:p>
+    <w:p>
+      <w:pPr>
+        <w:pStyle w:val="LectureBlankLine"/>
+        <w:spacing w:before="0" w:after="0" w:line="240" w:lineRule="auto"/>
+      </w:pPr>
+    </w:p>
+    <w:p>
+      <w:pPr>
+        <w:pStyle w:val="FirstParagraph"/>
+        <w:keepNext/>
+        <w:pageBreakBefore w:val="0"/>
+      </w:pPr>
+      <w:r>
+        <w:rPr>
+          <w:b/>
+        </w:rPr>
+        <w:t>Solution 1</w:t>
+      </w:r>
+    </w:p>
+    <w:p>
+      <w:pPr>
+        <w:pStyle w:val="FirstParagraph"/>
+        <w:keepNext w:val="0"/>
+        <w:keepLines/>
+        <w:pageBreakBefore w:val="0"/>
+      </w:pPr>
+      <w:r>
+        <w:t xml:space="preserve">State restrictions before simplifying:</w:t>
+      </w:r>
+      <w:r>
+        <w:t xml:space="preserve"> </w:t>
+      </w:r>
+      <m:oMath>
+        <m:r>
+          <m:t>x</m:t>
+        </m:r>
+        <m:r>
+          <m:rPr>
+            <m:sty m:val="p"/>
+          </m:rPr>
+          <m:t>≠</m:t>
+        </m:r>
+        <m:r>
+          <m:t>1</m:t>
+        </m:r>
+      </m:oMath>
+      <w:r>
+        <w:t xml:space="preserve">, because the original denominator cannot be zero.</w:t>
+      </w:r>
+    </w:p>
+    <w:p>
+      <w:pPr>
+        <w:pStyle w:val="FirstParagraph"/>
+        <w:keepNext/>
+        <w:keepLines/>
+        <w:pageBreakBefore w:val="0"/>
+      </w:pPr>
+      <w:r>
+        <w:t xml:space="preserve">Factor the numerator, then cancel the common nonzero factor.</w:t>
+      </w:r>
+    </w:p>
+    <w:p>
+      <w:pPr>
+        <w:pStyle w:val="BodyText"/>
+        <w:keepNext w:val="0"/>
+        <w:keepLines/>
+        <w:pageBreakBefore w:val="0"/>
+      </w:pPr>
+      <m:oMathPara>
+        <m:oMathParaPr>
+          <m:jc m:val="center"/>
+        </m:oMathParaPr>
+        <m:oMath>
+          <m:f>
+            <m:fPr>
+              <m:type m:val="bar"/>
+            </m:fPr>
+            <m:num>
+              <m:d>
+                <m:dPr>
+                  <m:begChr m:val="("/>
+                  <m:endChr m:val=")"/>
+                  <m:sepChr m:val=""/>
+                  <m:grow/>
+                </m:dPr>
+                <m:e>
+                  <m:r>
+                    <m:t>x</m:t>
+                  </m:r>
+                  <m:r>
+                    <m:rPr>
+                      <m:sty m:val="p"/>
+                    </m:rPr>
+                    <m:t>−</m:t>
+                  </m:r>
+                  <m:r>
+                    <m:t>1</m:t>
+                  </m:r>
+                </m:e>
+              </m:d>
+              <m:d>
+                <m:dPr>
+                  <m:begChr m:val="("/>
+                  <m:endChr m:val=")"/>
+                  <m:sepChr m:val=""/>
+                  <m:grow/>
+                </m:dPr>
+                <m:e>
+                  <m:r>
+                    <m:t>x</m:t>
+                  </m:r>
+                  <m:r>
+                    <m:rPr>
+                      <m:sty m:val="p"/>
+                    </m:rPr>
+                    <m:t>+</m:t>
+                  </m:r>
+                  <m:r>
+                    <m:t>1</m:t>
+                  </m:r>
+                </m:e>
+              </m:d>
+            </m:num>
+            <m:den>
+              <m:r>
+                <m:t>x</m:t>
+              </m:r>
+              <m:r>
+                <m:rPr>
+                  <m:sty m:val="p"/>
+                </m:rPr>
+                <m:t>−</m:t>
+              </m:r>
+              <m:r>
+                <m:t>1</m:t>
+              </m:r>
+            </m:den>
+          </m:f>
+          <m:r>
+            <m:rPr>
+              <m:sty m:val="p"/>
+            </m:rPr>
+            <m:t>=</m:t>
+          </m:r>
+          <m:r>
+            <m:t>4</m:t>
+          </m:r>
+        </m:oMath>
+      </m:oMathPara>
+    </w:p>
+    <w:p>
+      <w:pPr>
+        <w:pStyle w:val="BodyText"/>
+        <w:keepNext w:val="0"/>
+        <w:keepLines/>
+        <w:pageBreakBefore w:val="0"/>
+      </w:pPr>
+      <m:oMathPara>
+        <m:oMathParaPr>
+          <m:jc m:val="center"/>
+        </m:oMathParaPr>
+        <m:oMath>
+          <m:r>
+            <m:t>x</m:t>
+          </m:r>
+          <m:r>
+            <m:rPr>
+              <m:sty m:val="p"/>
+            </m:rPr>
+            <m:t>+</m:t>
+          </m:r>
+          <m:r>
+            <m:t>1</m:t>
+          </m:r>
+          <m:r>
+            <m:rPr>
+              <m:sty m:val="p"/>
+            </m:rPr>
+            <m:t>=</m:t>
+          </m:r>
+          <m:r>
+            <m:t>4</m:t>
+          </m:r>
+        </m:oMath>
+      </m:oMathPara>
+    </w:p>
+    <w:p>
+      <w:pPr>
+        <w:pStyle w:val="BodyText"/>
+        <w:keepNext w:val="0"/>
+        <w:keepLines/>
+        <w:pageBreakBefore w:val="0"/>
+      </w:pPr>
+      <m:oMathPara>
+        <m:oMathParaPr>
+          <m:jc m:val="center"/>
+        </m:oMathParaPr>
+        <m:oMath>
+          <m:r>
+            <m:t>x</m:t>
+          </m:r>
+          <m:r>
+            <m:rPr>
+              <m:sty m:val="p"/>
+            </m:rPr>
+            <m:t>=</m:t>
+          </m:r>
+          <m:r>
+            <m:t>3</m:t>
+          </m:r>
+        </m:oMath>
+      </m:oMathPara>
+    </w:p>
+    <w:p>
+      <w:pPr>
+        <w:pStyle w:val="FirstParagraph"/>
+        <w:keepNext w:val="0"/>
+        <w:keepLines/>
+        <w:pageBreakBefore w:val="0"/>
+      </w:pPr>
+      <w:r>
+        <w:t xml:space="preserve">Simplifying removed the denominator, so there is no denominator left to move. The original restriction still applies.</w:t>
+      </w:r>
+    </w:p>
+    <w:p>
+      <w:pPr>
+        <w:pStyle w:val="FirstParagraph"/>
+        <w:keepNext w:val="0"/>
+        <w:keepLines/>
+        <w:pageBreakBefore w:val="0"/>
+      </w:pPr>
+      <w:r>
+        <w:t xml:space="preserve">Check:</w:t>
+      </w:r>
+      <w:r>
+        <w:t xml:space="preserve"> </w:t>
+      </w:r>
+      <m:oMath>
+        <m:r>
+          <m:t>x</m:t>
+        </m:r>
+        <m:r>
+          <m:rPr>
+            <m:sty m:val="p"/>
+          </m:rPr>
+          <m:t>=</m:t>
+        </m:r>
+        <m:r>
+          <m:t>3</m:t>
+        </m:r>
+      </m:oMath>
+      <w:r>
+        <w:t xml:space="preserve"> </w:t>
+      </w:r>
+      <w:r>
+        <w:t xml:space="preserve">is allowable, and</w:t>
+      </w:r>
+      <w:r>
+        <w:t xml:space="preserve"> </w:t>
+      </w:r>
+      <m:oMath>
+        <m:f>
+          <m:fPr>
+            <m:type m:val="bar"/>
+          </m:fPr>
+          <m:num>
+            <m:sSup>
+              <m:e>
+                <m:r>
+                  <m:t>3</m:t>
+                </m:r>
+              </m:e>
+              <m:sup>
+                <m:r>
+                  <m:t>2</m:t>
+                </m:r>
+              </m:sup>
+            </m:sSup>
+            <m:r>
+              <m:rPr>
+                <m:sty m:val="p"/>
+              </m:rPr>
+              <m:t>−</m:t>
+            </m:r>
+            <m:r>
+              <m:t>1</m:t>
+            </m:r>
+          </m:num>
+          <m:den>
+            <m:r>
+              <m:t>3</m:t>
+            </m:r>
+            <m:r>
+              <m:rPr>
+                <m:sty m:val="p"/>
+              </m:rPr>
+              <m:t>−</m:t>
+            </m:r>
+            <m:r>
+              <m:t>1</m:t>
+            </m:r>
+          </m:den>
+        </m:f>
+        <m:r>
+          <m:rPr>
+            <m:sty m:val="p"/>
+          </m:rPr>
+          <m:t>=</m:t>
+        </m:r>
+        <m:f>
+          <m:fPr>
+            <m:type m:val="bar"/>
+          </m:fPr>
+          <m:num>
+            <m:r>
+              <m:t>8</m:t>
+            </m:r>
+          </m:num>
+          <m:den>
+            <m:r>
+              <m:t>2</m:t>
+            </m:r>
+          </m:den>
+        </m:f>
+        <m:r>
+          <m:rPr>
+            <m:sty m:val="p"/>
+          </m:rPr>
+          <m:t>=</m:t>
+        </m:r>
+        <m:r>
+          <m:t>4</m:t>
+        </m:r>
+      </m:oMath>
+      <w:r>
+        <w:t xml:space="preserve">.</w:t>
+      </w:r>
+    </w:p>
+    <w:p>
+      <w:pPr>
+        <w:pStyle w:val="FirstParagraph"/>
+        <w:keepNext/>
+        <w:pageBreakBefore/>
+        <w:pBdr>
+          <w:top w:val="single" w:sz="6" w:space="8" w:color="9FB3C8"/>
+        </w:pBdr>
+      </w:pPr>
+      <w:r>
+        <w:rPr>
+          <w:b/>
+        </w:rPr>
+        <w:t>Problem 2</w:t>
+      </w:r>
+    </w:p>
+    <w:p>
+      <w:pPr>
+        <w:pStyle w:val="FirstParagraph"/>
+        <w:keepNext/>
+      </w:pPr>
+      <w:r>
+        <w:t>Solve</w:t>
+      </w:r>
+    </w:p>
+    <w:p>
+      <w:pPr>
+        <w:pStyle w:val="BodyText"/>
+        <w:keepNext w:val="0"/>
+        <w:keepLines/>
+        <w:pageBreakBefore w:val="0"/>
+        <w:spacing w:after="0"/>
+      </w:pPr>
+      <m:oMathPara>
+        <m:oMathParaPr>
+          <m:jc m:val="center"/>
+        </m:oMathParaPr>
+        <m:oMath>
+          <m:f>
+            <m:fPr>
+              <m:type m:val="bar"/>
+            </m:fPr>
+            <m:num>
+              <m:r>
+                <m:t>1</m:t>
+              </m:r>
+            </m:num>
+            <m:den>
+              <m:r>
+                <m:t>x</m:t>
+              </m:r>
+              <m:r>
+                <m:rPr>
+                  <m:sty m:val="p"/>
+                </m:rPr>
+                <m:t>−</m:t>
+              </m:r>
+              <m:r>
+                <m:t>1</m:t>
+              </m:r>
+            </m:den>
+          </m:f>
+          <m:r>
+            <m:rPr>
+              <m:sty m:val="p"/>
+            </m:rPr>
+            <m:t>+</m:t>
+          </m:r>
+          <m:f>
+            <m:fPr>
+              <m:type m:val="bar"/>
+            </m:fPr>
+            <m:num>
+              <m:r>
+                <m:t>2</m:t>
+              </m:r>
+            </m:num>
+            <m:den>
+              <m:r>
+                <m:t>x</m:t>
+              </m:r>
+              <m:r>
+                <m:rPr>
+                  <m:sty m:val="p"/>
+                </m:rPr>
+                <m:t>+</m:t>
+              </m:r>
+              <m:r>
+                <m:t>1</m:t>
+              </m:r>
+            </m:den>
+          </m:f>
+          <m:r>
+            <m:rPr>
+              <m:sty m:val="p"/>
+            </m:rPr>
+            <m:t>=</m:t>
+          </m:r>
+          <m:r>
+            <m:t>1</m:t>
+          </m:r>
+        </m:oMath>
+      </m:oMathPara>
+    </w:p>
+    <w:p>
+      <w:pPr>
+        <w:pStyle w:val="LectureBlankLine"/>
+        <w:spacing w:before="0" w:after="0" w:line="240" w:lineRule="auto"/>
+      </w:pPr>
+    </w:p>
+    <w:p>
+      <w:pPr>
+        <w:pStyle w:val="LectureBlankLine"/>
+        <w:spacing w:before="0" w:after="0" w:line="240" w:lineRule="auto"/>
+      </w:pPr>
+    </w:p>
+    <w:p>
+      <w:pPr>
+        <w:pStyle w:val="LectureBlankLine"/>
+        <w:spacing w:before="0" w:after="0" w:line="240" w:lineRule="auto"/>
+      </w:pPr>
+    </w:p>
+    <w:p>
+      <w:pPr>
+        <w:pStyle w:val="LectureBlankLine"/>
+        <w:spacing w:before="0" w:after="0" w:line="240" w:lineRule="auto"/>
+      </w:pPr>
+    </w:p>
+    <w:p>
+      <w:pPr>
+        <w:pStyle w:val="LectureBlankLine"/>
+        <w:spacing w:before="0" w:after="0" w:line="240" w:lineRule="auto"/>
+      </w:pPr>
+    </w:p>
+    <w:p>
+      <w:pPr>
+        <w:pStyle w:val="LectureBlankLine"/>
+        <w:spacing w:before="0" w:after="0" w:line="240" w:lineRule="auto"/>
+      </w:pPr>
+    </w:p>
+    <w:p>
+      <w:pPr>
+        <w:pStyle w:val="LectureBlankLine"/>
+        <w:spacing w:before="0" w:after="0" w:line="240" w:lineRule="auto"/>
+      </w:pPr>
+    </w:p>
+    <w:p>
+      <w:pPr>
+        <w:pStyle w:val="LectureBlankLine"/>
+        <w:spacing w:before="0" w:after="0" w:line="240" w:lineRule="auto"/>
+      </w:pPr>
+    </w:p>
+    <w:p>
+      <w:pPr>
+        <w:pStyle w:val="LectureBlankLine"/>
+        <w:spacing w:before="0" w:after="0" w:line="240" w:lineRule="auto"/>
+      </w:pPr>
+    </w:p>
+    <w:p>
+      <w:pPr>
+        <w:pStyle w:val="LectureBlankLine"/>
+        <w:spacing w:before="0" w:after="0" w:line="240" w:lineRule="auto"/>
+      </w:pPr>
+    </w:p>
+    <w:p>
+      <w:pPr>
+        <w:pStyle w:val="FirstParagraph"/>
+        <w:keepNext/>
+        <w:pageBreakBefore w:val="0"/>
+      </w:pPr>
+      <w:r>
+        <w:rPr>
+          <w:b/>
+        </w:rPr>
+        <w:t>Solution 2</w:t>
+      </w:r>
+    </w:p>
+    <w:p>
+      <w:pPr>
+        <w:pStyle w:val="FirstParagraph"/>
+        <w:keepNext/>
+        <w:keepLines/>
+        <w:pageBreakBefore w:val="0"/>
+      </w:pPr>
+      <w:r>
+        <w:t xml:space="preserve">The original denominators require</w:t>
+      </w:r>
+      <w:r>
+        <w:t xml:space="preserve"> </w:t>
+      </w:r>
+      <m:oMath>
+        <m:r>
+          <m:t>x</m:t>
+        </m:r>
+        <m:r>
+          <m:rPr>
+            <m:sty m:val="p"/>
+          </m:rPr>
+          <m:t>≠</m:t>
+        </m:r>
+        <m:r>
+          <m:t>1</m:t>
+        </m:r>
+        <m:r>
+          <m:rPr>
+            <m:sty m:val="p"/>
+          </m:rPr>
+          <m:t>,</m:t>
+        </m:r>
+        <m:r>
+          <m:rPr>
+            <m:sty m:val="p"/>
+          </m:rPr>
+          <m:t>−</m:t>
+        </m:r>
+        <m:r>
+          <m:t>1</m:t>
+        </m:r>
+      </m:oMath>
+      <w:r>
+        <w:t xml:space="preserve">. Combine the left side using a common denominator, then simplify its numerator.</w:t>
+      </w:r>
+    </w:p>
+    <w:p>
+      <w:pPr>
+        <w:pStyle w:val="BodyText"/>
+        <w:keepNext w:val="0"/>
+        <w:keepLines/>
+        <w:pageBreakBefore w:val="0"/>
+      </w:pPr>
+      <m:oMathPara>
+        <m:oMathParaPr>
+          <m:jc m:val="center"/>
+        </m:oMathParaPr>
+        <m:oMath>
+          <m:f>
+            <m:fPr>
+              <m:type m:val="bar"/>
+            </m:fPr>
+            <m:num>
+              <m:d>
+                <m:dPr>
+                  <m:begChr m:val="("/>
+                  <m:endChr m:val=")"/>
+                  <m:sepChr m:val=""/>
+                  <m:grow/>
+                </m:dPr>
+                <m:e>
+                  <m:r>
+                    <m:t>x</m:t>
+                  </m:r>
+                  <m:r>
+                    <m:rPr>
+                      <m:sty m:val="p"/>
+                    </m:rPr>
+                    <m:t>+</m:t>
+                  </m:r>
+                  <m:r>
+                    <m:t>1</m:t>
+                  </m:r>
+                </m:e>
+              </m:d>
+              <m:r>
+                <m:rPr>
+                  <m:sty m:val="p"/>
+                </m:rPr>
+                <m:t>+</m:t>
+              </m:r>
+              <m:r>
+                <m:t>2</m:t>
+              </m:r>
+              <m:d>
+                <m:dPr>
+                  <m:begChr m:val="("/>
+                  <m:endChr m:val=")"/>
+                  <m:sepChr m:val=""/>
+                  <m:grow/>
+                </m:dPr>
+                <m:e>
+                  <m:r>
+                    <m:t>x</m:t>
+                  </m:r>
+                  <m:r>
+                    <m:rPr>
+                      <m:sty m:val="p"/>
+                    </m:rPr>
+                    <m:t>−</m:t>
+                  </m:r>
+                  <m:r>
+                    <m:t>1</m:t>
+                  </m:r>
+                </m:e>
+              </m:d>
+            </m:num>
+            <m:den>
+              <m:d>
+                <m:dPr>
+                  <m:begChr m:val="("/>
+                  <m:endChr m:val=")"/>
+                  <m:sepChr m:val=""/>
+                  <m:grow/>
+                </m:dPr>
+                <m:e>
+                  <m:r>
+                    <m:t>x</m:t>
+                  </m:r>
+                  <m:r>
+                    <m:rPr>
+                      <m:sty m:val="p"/>
+                    </m:rPr>
+                    <m:t>−</m:t>
+                  </m:r>
+                  <m:r>
+                    <m:t>1</m:t>
+                  </m:r>
+                </m:e>
+              </m:d>
+              <m:d>
+                <m:dPr>
+                  <m:begChr m:val="("/>
+                  <m:endChr m:val=")"/>
+                  <m:sepChr m:val=""/>
+                  <m:grow/>
+                </m:dPr>
+                <m:e>
+                  <m:r>
+                    <m:t>x</m:t>
+                  </m:r>
+                  <m:r>
+                    <m:rPr>
+                      <m:sty m:val="p"/>
+                    </m:rPr>
+                    <m:t>+</m:t>
+                  </m:r>
+                  <m:r>
+                    <m:t>1</m:t>
+                  </m:r>
+                </m:e>
+              </m:d>
+            </m:den>
+          </m:f>
+          <m:r>
+            <m:rPr>
+              <m:sty m:val="p"/>
+            </m:rPr>
+            <m:t>=</m:t>
+          </m:r>
+          <m:r>
+            <m:t>1</m:t>
+          </m:r>
+        </m:oMath>
+      </m:oMathPara>
+    </w:p>
+    <w:p>
+      <w:pPr>
+        <w:pStyle w:val="BodyText"/>
+        <w:keepNext w:val="0"/>
+        <w:keepLines/>
+        <w:pageBreakBefore w:val="0"/>
+      </w:pPr>
+      <m:oMathPara>
+        <m:oMathParaPr>
+          <m:jc m:val="center"/>
+        </m:oMathParaPr>
+        <m:oMath>
+          <m:f>
+            <m:fPr>
+              <m:type m:val="bar"/>
+            </m:fPr>
+            <m:num>
+              <m:r>
+                <m:t>x</m:t>
+              </m:r>
+              <m:r>
+                <m:rPr>
+                  <m:sty m:val="p"/>
+                </m:rPr>
+                <m:t>+</m:t>
+              </m:r>
+              <m:r>
+                <m:t>1</m:t>
+              </m:r>
+              <m:r>
+                <m:rPr>
+                  <m:sty m:val="p"/>
+                </m:rPr>
+                <m:t>+</m:t>
+              </m:r>
+              <m:r>
+                <m:t>2</m:t>
+              </m:r>
+              <m:r>
+                <m:t>x</m:t>
+              </m:r>
+              <m:r>
+                <m:rPr>
+                  <m:sty m:val="p"/>
+                </m:rPr>
+                <m:t>−</m:t>
+              </m:r>
+              <m:r>
+                <m:t>2</m:t>
+              </m:r>
+            </m:num>
+            <m:den>
+              <m:d>
+                <m:dPr>
+                  <m:begChr m:val="("/>
+                  <m:endChr m:val=")"/>
+                  <m:sepChr m:val=""/>
+                  <m:grow/>
+                </m:dPr>
+                <m:e>
+                  <m:r>
+                    <m:t>x</m:t>
+                  </m:r>
+                  <m:r>
+                    <m:rPr>
+                      <m:sty m:val="p"/>
+                    </m:rPr>
+                    <m:t>−</m:t>
+                  </m:r>
+                  <m:r>
+                    <m:t>1</m:t>
+                  </m:r>
+                </m:e>
+              </m:d>
+              <m:d>
+                <m:dPr>
+                  <m:begChr m:val="("/>
+                  <m:endChr m:val=")"/>
+                  <m:sepChr m:val=""/>
+                  <m:grow/>
+                </m:dPr>
+                <m:e>
+                  <m:r>
+                    <m:t>x</m:t>
+                  </m:r>
+                  <m:r>
+                    <m:rPr>
+                      <m:sty m:val="p"/>
+                    </m:rPr>
+                    <m:t>+</m:t>
+                  </m:r>
+                  <m:r>
+                    <m:t>1</m:t>
+                  </m:r>
+                </m:e>
+              </m:d>
+            </m:den>
+          </m:f>
+          <m:r>
+            <m:rPr>
+              <m:sty m:val="p"/>
+            </m:rPr>
+            <m:t>=</m:t>
+          </m:r>
+          <m:r>
+            <m:t>1</m:t>
+          </m:r>
+        </m:oMath>
+      </m:oMathPara>
+    </w:p>
+    <w:p>
+      <w:pPr>
+        <w:pStyle w:val="BodyText"/>
+        <w:keepNext w:val="0"/>
+        <w:keepLines/>
+        <w:pageBreakBefore w:val="0"/>
+      </w:pPr>
+      <m:oMathPara>
+        <m:oMathParaPr>
+          <m:jc m:val="center"/>
+        </m:oMathParaPr>
+        <m:oMath>
+          <m:f>
+            <m:fPr>
+              <m:type m:val="bar"/>
+            </m:fPr>
+            <m:num>
+              <m:r>
+                <m:t>3</m:t>
+              </m:r>
+              <m:r>
+                <m:t>x</m:t>
+              </m:r>
+              <m:r>
+                <m:rPr>
+                  <m:sty m:val="p"/>
+                </m:rPr>
+                <m:t>−</m:t>
+              </m:r>
+              <m:r>
+                <m:t>1</m:t>
+              </m:r>
+            </m:num>
+            <m:den>
+              <m:d>
+                <m:dPr>
+                  <m:begChr m:val="("/>
+                  <m:endChr m:val=")"/>
+                  <m:sepChr m:val=""/>
+                  <m:grow/>
+                </m:dPr>
+                <m:e>
+                  <m:r>
+                    <m:t>x</m:t>
+                  </m:r>
+                  <m:r>
+                    <m:rPr>
+                      <m:sty m:val="p"/>
+                    </m:rPr>
+                    <m:t>−</m:t>
+                  </m:r>
+                  <m:r>
+                    <m:t>1</m:t>
+                  </m:r>
+                </m:e>
+              </m:d>
+              <m:d>
+                <m:dPr>
+                  <m:begChr m:val="("/>
+                  <m:endChr m:val=")"/>
+                  <m:sepChr m:val=""/>
+                  <m:grow/>
+                </m:dPr>
+                <m:e>
+                  <m:r>
+                    <m:t>x</m:t>
+                  </m:r>
+                  <m:r>
+                    <m:rPr>
+                      <m:sty m:val="p"/>
+                    </m:rPr>
+                    <m:t>+</m:t>
+                  </m:r>
+                  <m:r>
+                    <m:t>1</m:t>
+                  </m:r>
+                </m:e>
+              </m:d>
+            </m:den>
+          </m:f>
+          <m:r>
+            <m:rPr>
+              <m:sty m:val="p"/>
+            </m:rPr>
+            <m:t>=</m:t>
+          </m:r>
+          <m:r>
+            <m:t>1</m:t>
+          </m:r>
+        </m:oMath>
+      </m:oMathPara>
+    </w:p>
+    <w:p>
+      <w:pPr>
+        <w:pStyle w:val="FirstParagraph"/>
+        <w:keepNext/>
+        <w:keepLines/>
+        <w:pageBreakBefore w:val="0"/>
+      </w:pPr>
+      <w:r>
+        <w:t xml:space="preserve">Only the left side has a denominator. Move the entire denominator to multiply the right side.</w:t>
+      </w:r>
+    </w:p>
+    <w:p>
+      <w:pPr>
+        <w:pStyle w:val="BodyText"/>
+        <w:keepNext w:val="0"/>
+        <w:keepLines/>
+        <w:pageBreakBefore w:val="0"/>
+      </w:pPr>
+      <m:oMathPara>
+        <m:oMathParaPr>
+          <m:jc m:val="center"/>
+        </m:oMathParaPr>
+        <m:oMath>
+          <m:r>
+            <m:t>3</m:t>
+          </m:r>
+          <m:r>
+            <m:t>x</m:t>
+          </m:r>
+          <m:r>
+            <m:rPr>
+              <m:sty m:val="p"/>
+            </m:rPr>
+            <m:t>−</m:t>
+          </m:r>
+          <m:r>
+            <m:t>1</m:t>
+          </m:r>
+          <m:r>
+            <m:rPr>
+              <m:sty m:val="p"/>
+            </m:rPr>
+            <m:t>=</m:t>
+          </m:r>
+          <m:r>
+            <m:t>1</m:t>
+          </m:r>
+          <m:r>
+            <m:rPr>
+              <m:sty m:val="p"/>
+            </m:rPr>
+            <m:t>⋅</m:t>
+          </m:r>
+          <m:d>
+            <m:dPr>
+              <m:begChr m:val="("/>
+              <m:endChr m:val=")"/>
+              <m:sepChr m:val=""/>
+              <m:grow/>
+            </m:dPr>
+            <m:e>
+              <m:r>
+                <m:t>x</m:t>
+              </m:r>
+              <m:r>
+                <m:rPr>
+                  <m:sty m:val="p"/>
+                </m:rPr>
+                <m:t>−</m:t>
+              </m:r>
+              <m:r>
+                <m:t>1</m:t>
+              </m:r>
+            </m:e>
+          </m:d>
+          <m:d>
+            <m:dPr>
+              <m:begChr m:val="("/>
+              <m:endChr m:val=")"/>
+              <m:sepChr m:val=""/>
+              <m:grow/>
+            </m:dPr>
+            <m:e>
+              <m:r>
+                <m:t>x</m:t>
+              </m:r>
+              <m:r>
+                <m:rPr>
+                  <m:sty m:val="p"/>
+                </m:rPr>
+                <m:t>+</m:t>
+              </m:r>
+              <m:r>
+                <m:t>1</m:t>
+              </m:r>
+            </m:e>
+          </m:d>
+        </m:oMath>
+      </m:oMathPara>
+    </w:p>
+    <w:p>
+      <w:pPr>
+        <w:pStyle w:val="FirstParagraph"/>
+        <w:keepNext/>
+        <w:keepLines/>
+        <w:pageBreakBefore w:val="0"/>
+      </w:pPr>
+      <w:r>
+        <w:t xml:space="preserve">Expand the product, move all terms to one side, and factor.</w:t>
+      </w:r>
+    </w:p>
+    <w:p>
+      <w:pPr>
+        <w:pStyle w:val="BodyText"/>
+        <w:keepNext w:val="0"/>
+        <w:keepLines/>
+        <w:pageBreakBefore w:val="0"/>
+      </w:pPr>
+      <m:oMathPara>
+        <m:oMathParaPr>
+          <m:jc m:val="center"/>
+        </m:oMathParaPr>
+        <m:oMath>
+          <m:r>
+            <m:t>3</m:t>
+          </m:r>
+          <m:r>
+            <m:t>x</m:t>
+          </m:r>
+          <m:r>
+            <m:rPr>
+              <m:sty m:val="p"/>
+            </m:rPr>
+            <m:t>−</m:t>
+          </m:r>
+          <m:r>
+            <m:t>1</m:t>
+          </m:r>
+          <m:r>
+            <m:rPr>
+              <m:sty m:val="p"/>
+            </m:rPr>
+            <m:t>=</m:t>
+          </m:r>
+          <m:sSup>
+            <m:e>
+              <m:r>
+                <m:t>x</m:t>
+              </m:r>
+            </m:e>
+            <m:sup>
+              <m:r>
+                <m:t>2</m:t>
+              </m:r>
+            </m:sup>
+          </m:sSup>
+          <m:r>
+            <m:rPr>
+              <m:sty m:val="p"/>
+            </m:rPr>
+            <m:t>−</m:t>
+          </m:r>
+          <m:r>
+            <m:t>1</m:t>
+          </m:r>
+        </m:oMath>
+      </m:oMathPara>
+    </w:p>
+    <w:p>
+      <w:pPr>
+        <w:pStyle w:val="BodyText"/>
+        <w:keepNext w:val="0"/>
+        <w:keepLines/>
+        <w:pageBreakBefore w:val="0"/>
+      </w:pPr>
+      <m:oMathPara>
+        <m:oMathParaPr>
+          <m:jc m:val="center"/>
+        </m:oMathParaPr>
+        <m:oMath>
+          <m:r>
+            <m:t>0</m:t>
+          </m:r>
+          <m:r>
+            <m:rPr>
+              <m:sty m:val="p"/>
+            </m:rPr>
+            <m:t>=</m:t>
+          </m:r>
+          <m:sSup>
+            <m:e>
+              <m:r>
+                <m:t>x</m:t>
+              </m:r>
+            </m:e>
+            <m:sup>
+              <m:r>
+                <m:t>2</m:t>
+              </m:r>
+            </m:sup>
+          </m:sSup>
+          <m:r>
+            <m:rPr>
+              <m:sty m:val="p"/>
+            </m:rPr>
+            <m:t>−</m:t>
+          </m:r>
+          <m:r>
+            <m:t>3</m:t>
+          </m:r>
+          <m:r>
+            <m:t>x</m:t>
+          </m:r>
+        </m:oMath>
+      </m:oMathPara>
+    </w:p>
+    <w:p>
+      <w:pPr>
+        <w:pStyle w:val="BodyText"/>
+        <w:keepNext w:val="0"/>
+        <w:keepLines/>
+        <w:pageBreakBefore w:val="0"/>
+      </w:pPr>
+      <m:oMathPara>
+        <m:oMathParaPr>
+          <m:jc m:val="center"/>
+        </m:oMathParaPr>
+        <m:oMath>
+          <m:r>
+            <m:t>0</m:t>
+          </m:r>
+          <m:r>
+            <m:rPr>
+              <m:sty m:val="p"/>
+            </m:rPr>
+            <m:t>=</m:t>
+          </m:r>
+          <m:r>
+            <m:t>x</m:t>
+          </m:r>
+          <m:d>
+            <m:dPr>
+              <m:begChr m:val="("/>
+              <m:endChr m:val=")"/>
+              <m:sepChr m:val=""/>
+              <m:grow/>
+            </m:dPr>
+            <m:e>
+              <m:r>
+                <m:t>x</m:t>
+              </m:r>
+              <m:r>
+                <m:rPr>
+                  <m:sty m:val="p"/>
+                </m:rPr>
+                <m:t>−</m:t>
+              </m:r>
+              <m:r>
+                <m:t>3</m:t>
+              </m:r>
+            </m:e>
+          </m:d>
+        </m:oMath>
+      </m:oMathPara>
+    </w:p>
+    <w:p>
+      <w:pPr>
+        <w:pStyle w:val="BodyText"/>
+        <w:keepNext w:val="0"/>
+        <w:keepLines/>
+        <w:pageBreakBefore w:val="0"/>
+      </w:pPr>
+      <m:oMathPara>
+        <m:oMathParaPr>
+          <m:jc m:val="center"/>
+        </m:oMathParaPr>
+        <m:oMath>
+          <m:r>
+            <m:t>x</m:t>
+          </m:r>
+          <m:r>
+            <m:rPr>
+              <m:sty m:val="p"/>
+            </m:rPr>
+            <m:t>=</m:t>
+          </m:r>
+          <m:r>
+            <m:t>0</m:t>
+          </m:r>
+          <m:r>
+            <m:t> </m:t>
+          </m:r>
+          <m:r>
+            <m:rPr>
+              <m:nor/>
+              <m:sty m:val="p"/>
+            </m:rPr>
+            <m:t>or</m:t>
+          </m:r>
+          <m:r>
+            <m:t> </m:t>
+          </m:r>
+          <m:r>
+            <m:t>x</m:t>
+          </m:r>
+          <m:r>
+            <m:rPr>
+              <m:sty m:val="p"/>
+            </m:rPr>
+            <m:t>=</m:t>
+          </m:r>
+          <m:r>
+            <m:t>3</m:t>
+          </m:r>
+        </m:oMath>
+      </m:oMathPara>
+    </w:p>
+    <w:p>
+      <w:pPr>
+        <w:pStyle w:val="FirstParagraph"/>
+        <w:keepNext w:val="0"/>
+        <w:keepLines/>
+        <w:pageBreakBefore w:val="0"/>
+      </w:pPr>
+      <w:r>
+        <w:t xml:space="preserve">Both candidates are allowable. Check in the original equation: when</w:t>
+      </w:r>
+      <w:r>
+        <w:t xml:space="preserve"> </w:t>
+      </w:r>
+      <m:oMath>
+        <m:r>
+          <m:t>x</m:t>
+        </m:r>
+        <m:r>
+          <m:rPr>
+            <m:sty m:val="p"/>
+          </m:rPr>
+          <m:t>=</m:t>
+        </m:r>
+        <m:r>
+          <m:t>0</m:t>
+        </m:r>
+      </m:oMath>
+      <w:r>
+        <w:t xml:space="preserve">, the left side is</w:t>
+      </w:r>
+      <w:r>
+        <w:t xml:space="preserve"> </w:t>
+      </w:r>
+      <m:oMath>
+        <m:r>
+          <m:rPr>
+            <m:sty m:val="p"/>
+          </m:rPr>
+          <m:t>−</m:t>
+        </m:r>
+        <m:r>
+          <m:t>1</m:t>
+        </m:r>
+        <m:r>
+          <m:rPr>
+            <m:sty m:val="p"/>
+          </m:rPr>
+          <m:t>+</m:t>
+        </m:r>
+        <m:r>
+          <m:t>2</m:t>
+        </m:r>
+        <m:r>
+          <m:rPr>
+            <m:sty m:val="p"/>
+          </m:rPr>
+          <m:t>=</m:t>
+        </m:r>
+        <m:r>
+          <m:t>1</m:t>
+        </m:r>
+      </m:oMath>
+      <w:r>
+        <w:t xml:space="preserve">; when</w:t>
+      </w:r>
+      <w:r>
+        <w:t xml:space="preserve"> </w:t>
+      </w:r>
+      <m:oMath>
+        <m:r>
+          <m:t>x</m:t>
+        </m:r>
+        <m:r>
+          <m:rPr>
+            <m:sty m:val="p"/>
+          </m:rPr>
+          <m:t>=</m:t>
+        </m:r>
+        <m:r>
+          <m:t>3</m:t>
+        </m:r>
+      </m:oMath>
+      <w:r>
+        <w:t xml:space="preserve">, it is</w:t>
+      </w:r>
+      <w:r>
+        <w:t xml:space="preserve"> </w:t>
+      </w:r>
+      <m:oMath>
+        <m:f>
+          <m:fPr>
+            <m:type m:val="bar"/>
+          </m:fPr>
+          <m:num>
+            <m:r>
+              <m:t>1</m:t>
+            </m:r>
+          </m:num>
+          <m:den>
+            <m:r>
+              <m:t>2</m:t>
+            </m:r>
+          </m:den>
+        </m:f>
+        <m:r>
+          <m:rPr>
+            <m:sty m:val="p"/>
+          </m:rPr>
+          <m:t>+</m:t>
+        </m:r>
+        <m:f>
+          <m:fPr>
+            <m:type m:val="bar"/>
+          </m:fPr>
+          <m:num>
+            <m:r>
+              <m:t>2</m:t>
+            </m:r>
+          </m:num>
+          <m:den>
+            <m:r>
+              <m:t>4</m:t>
+            </m:r>
+          </m:den>
+        </m:f>
+        <m:r>
+          <m:rPr>
+            <m:sty m:val="p"/>
+          </m:rPr>
+          <m:t>=</m:t>
+        </m:r>
+        <m:r>
+          <m:t>1</m:t>
+        </m:r>
+      </m:oMath>
+      <w:r>
+        <w:t xml:space="preserve">.</w:t>
+      </w:r>
+    </w:p>
+    <w:p>
+      <w:pPr>
+        <w:pStyle w:val="FirstParagraph"/>
+        <w:keepNext/>
+        <w:pageBreakBefore/>
+        <w:pBdr>
+          <w:top w:val="single" w:sz="6" w:space="8" w:color="9FB3C8"/>
+        </w:pBdr>
+      </w:pPr>
+      <w:r>
+        <w:rPr>
+          <w:b/>
+        </w:rPr>
+        <w:t>Problem 3</w:t>
+      </w:r>
+    </w:p>
+    <w:p>
+      <w:pPr>
+        <w:pStyle w:val="FirstParagraph"/>
+        <w:keepNext/>
+      </w:pPr>
+      <w:r>
+        <w:t>Solve</w:t>
+      </w:r>
+    </w:p>
+    <w:p>
+      <w:pPr>
+        <w:pStyle w:val="BodyText"/>
+        <w:keepNext w:val="0"/>
+        <w:keepLines/>
         <w:pageBreakBefore w:val="0"/>
         <w:spacing w:after="0"/>
       </w:pPr>
@@ -6667,12 +9516,6 @@
               </m:r>
             </m:den>
           </m:f>
-          <m:r>
-            <m:rPr>
-              <m:sty m:val="p"/>
-            </m:rPr>
-            <m:t>.</m:t>
-          </m:r>
         </m:oMath>
       </m:oMathPara>
     </w:p>
@@ -6739,6 +9582,21 @@
     <w:p>
       <w:pPr>
         <w:pStyle w:val="FirstParagraph"/>
+        <w:keepNext/>
+        <w:pageBreakBefore w:val="0"/>
+      </w:pPr>
+      <w:r>
+        <w:rPr>
+          <w:b/>
+        </w:rPr>
+        <w:t>Solution 3</w:t>
+      </w:r>
+    </w:p>
+    <w:p>
+      <w:pPr>
+        <w:pStyle w:val="FirstParagraph"/>
+        <w:keepNext/>
+        <w:keepLines/>
         <w:pageBreakBefore w:val="0"/>
       </w:pPr>
       <w:r>
@@ -6777,7 +9635,573 @@
         </m:r>
       </m:oMath>
       <w:r>
-        <w:t xml:space="preserve">, and the LCD is</w:t>
+        <w:t xml:space="preserve">. Factor the denominator on the right:</w:t>
+      </w:r>
+      <w:r>
+        <w:t xml:space="preserve"> </w:t>
+      </w:r>
+      <m:oMath>
+        <m:sSup>
+          <m:e>
+            <m:r>
+              <m:t>x</m:t>
+            </m:r>
+          </m:e>
+          <m:sup>
+            <m:r>
+              <m:t>2</m:t>
+            </m:r>
+          </m:sup>
+        </m:sSup>
+        <m:r>
+          <m:rPr>
+            <m:sty m:val="p"/>
+          </m:rPr>
+          <m:t>−</m:t>
+        </m:r>
+        <m:r>
+          <m:t>1</m:t>
+        </m:r>
+        <m:r>
+          <m:rPr>
+            <m:sty m:val="p"/>
+          </m:rPr>
+          <m:t>=</m:t>
+        </m:r>
+        <m:d>
+          <m:dPr>
+            <m:begChr m:val="("/>
+            <m:endChr m:val=")"/>
+            <m:sepChr m:val=""/>
+            <m:grow/>
+          </m:dPr>
+          <m:e>
+            <m:r>
+              <m:t>x</m:t>
+            </m:r>
+            <m:r>
+              <m:rPr>
+                <m:sty m:val="p"/>
+              </m:rPr>
+              <m:t>−</m:t>
+            </m:r>
+            <m:r>
+              <m:t>1</m:t>
+            </m:r>
+          </m:e>
+        </m:d>
+        <m:d>
+          <m:dPr>
+            <m:begChr m:val="("/>
+            <m:endChr m:val=")"/>
+            <m:sepChr m:val=""/>
+            <m:grow/>
+          </m:dPr>
+          <m:e>
+            <m:r>
+              <m:t>x</m:t>
+            </m:r>
+            <m:r>
+              <m:rPr>
+                <m:sty m:val="p"/>
+              </m:rPr>
+              <m:t>+</m:t>
+            </m:r>
+            <m:r>
+              <m:t>1</m:t>
+            </m:r>
+          </m:e>
+        </m:d>
+      </m:oMath>
+      <w:r>
+        <w:t xml:space="preserve">. Combine and simplify the left side.</w:t>
+      </w:r>
+    </w:p>
+    <w:p>
+      <w:pPr>
+        <w:pStyle w:val="BodyText"/>
+        <w:keepNext w:val="0"/>
+        <w:keepLines/>
+        <w:pageBreakBefore w:val="0"/>
+      </w:pPr>
+      <m:oMathPara>
+        <m:oMathParaPr>
+          <m:jc m:val="center"/>
+        </m:oMathParaPr>
+        <m:oMath>
+          <m:f>
+            <m:fPr>
+              <m:type m:val="bar"/>
+            </m:fPr>
+            <m:num>
+              <m:r>
+                <m:t>2</m:t>
+              </m:r>
+              <m:d>
+                <m:dPr>
+                  <m:begChr m:val="("/>
+                  <m:endChr m:val=")"/>
+                  <m:sepChr m:val=""/>
+                  <m:grow/>
+                </m:dPr>
+                <m:e>
+                  <m:r>
+                    <m:t>x</m:t>
+                  </m:r>
+                  <m:r>
+                    <m:rPr>
+                      <m:sty m:val="p"/>
+                    </m:rPr>
+                    <m:t>+</m:t>
+                  </m:r>
+                  <m:r>
+                    <m:t>1</m:t>
+                  </m:r>
+                </m:e>
+              </m:d>
+              <m:r>
+                <m:rPr>
+                  <m:sty m:val="p"/>
+                </m:rPr>
+                <m:t>+</m:t>
+              </m:r>
+              <m:d>
+                <m:dPr>
+                  <m:begChr m:val="("/>
+                  <m:endChr m:val=")"/>
+                  <m:sepChr m:val=""/>
+                  <m:grow/>
+                </m:dPr>
+                <m:e>
+                  <m:r>
+                    <m:t>x</m:t>
+                  </m:r>
+                  <m:r>
+                    <m:rPr>
+                      <m:sty m:val="p"/>
+                    </m:rPr>
+                    <m:t>−</m:t>
+                  </m:r>
+                  <m:r>
+                    <m:t>1</m:t>
+                  </m:r>
+                </m:e>
+              </m:d>
+            </m:num>
+            <m:den>
+              <m:d>
+                <m:dPr>
+                  <m:begChr m:val="("/>
+                  <m:endChr m:val=")"/>
+                  <m:sepChr m:val=""/>
+                  <m:grow/>
+                </m:dPr>
+                <m:e>
+                  <m:r>
+                    <m:t>x</m:t>
+                  </m:r>
+                  <m:r>
+                    <m:rPr>
+                      <m:sty m:val="p"/>
+                    </m:rPr>
+                    <m:t>−</m:t>
+                  </m:r>
+                  <m:r>
+                    <m:t>1</m:t>
+                  </m:r>
+                </m:e>
+              </m:d>
+              <m:d>
+                <m:dPr>
+                  <m:begChr m:val="("/>
+                  <m:endChr m:val=")"/>
+                  <m:sepChr m:val=""/>
+                  <m:grow/>
+                </m:dPr>
+                <m:e>
+                  <m:r>
+                    <m:t>x</m:t>
+                  </m:r>
+                  <m:r>
+                    <m:rPr>
+                      <m:sty m:val="p"/>
+                    </m:rPr>
+                    <m:t>+</m:t>
+                  </m:r>
+                  <m:r>
+                    <m:t>1</m:t>
+                  </m:r>
+                </m:e>
+              </m:d>
+            </m:den>
+          </m:f>
+          <m:r>
+            <m:rPr>
+              <m:sty m:val="p"/>
+            </m:rPr>
+            <m:t>=</m:t>
+          </m:r>
+          <m:f>
+            <m:fPr>
+              <m:type m:val="bar"/>
+            </m:fPr>
+            <m:num>
+              <m:r>
+                <m:t>7</m:t>
+              </m:r>
+            </m:num>
+            <m:den>
+              <m:d>
+                <m:dPr>
+                  <m:begChr m:val="("/>
+                  <m:endChr m:val=")"/>
+                  <m:sepChr m:val=""/>
+                  <m:grow/>
+                </m:dPr>
+                <m:e>
+                  <m:r>
+                    <m:t>x</m:t>
+                  </m:r>
+                  <m:r>
+                    <m:rPr>
+                      <m:sty m:val="p"/>
+                    </m:rPr>
+                    <m:t>−</m:t>
+                  </m:r>
+                  <m:r>
+                    <m:t>1</m:t>
+                  </m:r>
+                </m:e>
+              </m:d>
+              <m:d>
+                <m:dPr>
+                  <m:begChr m:val="("/>
+                  <m:endChr m:val=")"/>
+                  <m:sepChr m:val=""/>
+                  <m:grow/>
+                </m:dPr>
+                <m:e>
+                  <m:r>
+                    <m:t>x</m:t>
+                  </m:r>
+                  <m:r>
+                    <m:rPr>
+                      <m:sty m:val="p"/>
+                    </m:rPr>
+                    <m:t>+</m:t>
+                  </m:r>
+                  <m:r>
+                    <m:t>1</m:t>
+                  </m:r>
+                </m:e>
+              </m:d>
+            </m:den>
+          </m:f>
+        </m:oMath>
+      </m:oMathPara>
+    </w:p>
+    <w:p>
+      <w:pPr>
+        <w:pStyle w:val="BodyText"/>
+        <w:keepNext w:val="0"/>
+        <w:keepLines/>
+        <w:pageBreakBefore w:val="0"/>
+      </w:pPr>
+      <m:oMathPara>
+        <m:oMathParaPr>
+          <m:jc m:val="center"/>
+        </m:oMathParaPr>
+        <m:oMath>
+          <m:f>
+            <m:fPr>
+              <m:type m:val="bar"/>
+            </m:fPr>
+            <m:num>
+              <m:r>
+                <m:t>3</m:t>
+              </m:r>
+              <m:r>
+                <m:t>x</m:t>
+              </m:r>
+              <m:r>
+                <m:rPr>
+                  <m:sty m:val="p"/>
+                </m:rPr>
+                <m:t>+</m:t>
+              </m:r>
+              <m:r>
+                <m:t>1</m:t>
+              </m:r>
+            </m:num>
+            <m:den>
+              <m:d>
+                <m:dPr>
+                  <m:begChr m:val="("/>
+                  <m:endChr m:val=")"/>
+                  <m:sepChr m:val=""/>
+                  <m:grow/>
+                </m:dPr>
+                <m:e>
+                  <m:r>
+                    <m:t>x</m:t>
+                  </m:r>
+                  <m:r>
+                    <m:rPr>
+                      <m:sty m:val="p"/>
+                    </m:rPr>
+                    <m:t>−</m:t>
+                  </m:r>
+                  <m:r>
+                    <m:t>1</m:t>
+                  </m:r>
+                </m:e>
+              </m:d>
+              <m:d>
+                <m:dPr>
+                  <m:begChr m:val="("/>
+                  <m:endChr m:val=")"/>
+                  <m:sepChr m:val=""/>
+                  <m:grow/>
+                </m:dPr>
+                <m:e>
+                  <m:r>
+                    <m:t>x</m:t>
+                  </m:r>
+                  <m:r>
+                    <m:rPr>
+                      <m:sty m:val="p"/>
+                    </m:rPr>
+                    <m:t>+</m:t>
+                  </m:r>
+                  <m:r>
+                    <m:t>1</m:t>
+                  </m:r>
+                </m:e>
+              </m:d>
+            </m:den>
+          </m:f>
+          <m:r>
+            <m:rPr>
+              <m:sty m:val="p"/>
+            </m:rPr>
+            <m:t>=</m:t>
+          </m:r>
+          <m:f>
+            <m:fPr>
+              <m:type m:val="bar"/>
+            </m:fPr>
+            <m:num>
+              <m:r>
+                <m:t>7</m:t>
+              </m:r>
+            </m:num>
+            <m:den>
+              <m:d>
+                <m:dPr>
+                  <m:begChr m:val="("/>
+                  <m:endChr m:val=")"/>
+                  <m:sepChr m:val=""/>
+                  <m:grow/>
+                </m:dPr>
+                <m:e>
+                  <m:r>
+                    <m:t>x</m:t>
+                  </m:r>
+                  <m:r>
+                    <m:rPr>
+                      <m:sty m:val="p"/>
+                    </m:rPr>
+                    <m:t>−</m:t>
+                  </m:r>
+                  <m:r>
+                    <m:t>1</m:t>
+                  </m:r>
+                </m:e>
+              </m:d>
+              <m:d>
+                <m:dPr>
+                  <m:begChr m:val="("/>
+                  <m:endChr m:val=")"/>
+                  <m:sepChr m:val=""/>
+                  <m:grow/>
+                </m:dPr>
+                <m:e>
+                  <m:r>
+                    <m:t>x</m:t>
+                  </m:r>
+                  <m:r>
+                    <m:rPr>
+                      <m:sty m:val="p"/>
+                    </m:rPr>
+                    <m:t>+</m:t>
+                  </m:r>
+                  <m:r>
+                    <m:t>1</m:t>
+                  </m:r>
+                </m:e>
+              </m:d>
+            </m:den>
+          </m:f>
+        </m:oMath>
+      </m:oMathPara>
+    </w:p>
+    <w:p>
+      <w:pPr>
+        <w:pStyle w:val="FirstParagraph"/>
+        <w:keepNext/>
+        <w:keepLines/>
+        <w:pageBreakBefore w:val="0"/>
+      </w:pPr>
+      <w:r>
+        <w:t xml:space="preserve">Each side is now one fraction. Move both denominators across in the same step, keeping each denominator as a whole factor.</w:t>
+      </w:r>
+    </w:p>
+    <w:p>
+      <w:pPr>
+        <w:pStyle w:val="BodyText"/>
+        <w:keepNext w:val="0"/>
+        <w:keepLines/>
+        <w:pageBreakBefore w:val="0"/>
+      </w:pPr>
+      <m:oMathPara>
+        <m:oMathParaPr>
+          <m:jc m:val="center"/>
+        </m:oMathParaPr>
+        <m:oMath>
+          <m:d>
+            <m:dPr>
+              <m:begChr m:val="("/>
+              <m:endChr m:val=")"/>
+              <m:sepChr m:val=""/>
+              <m:grow/>
+            </m:dPr>
+            <m:e>
+              <m:r>
+                <m:t>3</m:t>
+              </m:r>
+              <m:r>
+                <m:t>x</m:t>
+              </m:r>
+              <m:r>
+                <m:rPr>
+                  <m:sty m:val="p"/>
+                </m:rPr>
+                <m:t>+</m:t>
+              </m:r>
+              <m:r>
+                <m:t>1</m:t>
+              </m:r>
+            </m:e>
+          </m:d>
+          <m:d>
+            <m:dPr>
+              <m:begChr m:val="("/>
+              <m:endChr m:val=")"/>
+              <m:sepChr m:val=""/>
+              <m:grow/>
+            </m:dPr>
+            <m:e>
+              <m:r>
+                <m:t>x</m:t>
+              </m:r>
+              <m:r>
+                <m:rPr>
+                  <m:sty m:val="p"/>
+                </m:rPr>
+                <m:t>−</m:t>
+              </m:r>
+              <m:r>
+                <m:t>1</m:t>
+              </m:r>
+            </m:e>
+          </m:d>
+          <m:d>
+            <m:dPr>
+              <m:begChr m:val="("/>
+              <m:endChr m:val=")"/>
+              <m:sepChr m:val=""/>
+              <m:grow/>
+            </m:dPr>
+            <m:e>
+              <m:r>
+                <m:t>x</m:t>
+              </m:r>
+              <m:r>
+                <m:rPr>
+                  <m:sty m:val="p"/>
+                </m:rPr>
+                <m:t>+</m:t>
+              </m:r>
+              <m:r>
+                <m:t>1</m:t>
+              </m:r>
+            </m:e>
+          </m:d>
+          <m:r>
+            <m:rPr>
+              <m:sty m:val="p"/>
+            </m:rPr>
+            <m:t>=</m:t>
+          </m:r>
+          <m:r>
+            <m:t>7</m:t>
+          </m:r>
+          <m:d>
+            <m:dPr>
+              <m:begChr m:val="("/>
+              <m:endChr m:val=")"/>
+              <m:sepChr m:val=""/>
+              <m:grow/>
+            </m:dPr>
+            <m:e>
+              <m:r>
+                <m:t>x</m:t>
+              </m:r>
+              <m:r>
+                <m:rPr>
+                  <m:sty m:val="p"/>
+                </m:rPr>
+                <m:t>−</m:t>
+              </m:r>
+              <m:r>
+                <m:t>1</m:t>
+              </m:r>
+            </m:e>
+          </m:d>
+          <m:d>
+            <m:dPr>
+              <m:begChr m:val="("/>
+              <m:endChr m:val=")"/>
+              <m:sepChr m:val=""/>
+              <m:grow/>
+            </m:dPr>
+            <m:e>
+              <m:r>
+                <m:t>x</m:t>
+              </m:r>
+              <m:r>
+                <m:rPr>
+                  <m:sty m:val="p"/>
+                </m:rPr>
+                <m:t>+</m:t>
+              </m:r>
+              <m:r>
+                <m:t>1</m:t>
+              </m:r>
+            </m:e>
+          </m:d>
+        </m:oMath>
+      </m:oMathPara>
+    </w:p>
+    <w:p>
+      <w:pPr>
+        <w:pStyle w:val="FirstParagraph"/>
+        <w:keepNext/>
+        <w:keepLines/>
+        <w:pageBreakBefore w:val="0"/>
+      </w:pPr>
+      <w:r>
+        <w:t xml:space="preserve">Because the restrictions make</w:t>
       </w:r>
       <w:r>
         <w:t xml:space="preserve"> </w:t>
@@ -6829,12 +10253,17 @@
         </m:d>
       </m:oMath>
       <w:r>
-        <w:t xml:space="preserve">. Multiplying every term by the LCD gives</w:t>
+        <w:t xml:space="preserve"> </w:t>
       </w:r>
+      <w:r>
+        <w:t xml:space="preserve">nonzero, divide both sides by that common factor.</w:t>
+      </w:r>
     </w:p>
     <w:p>
       <w:pPr>
         <w:pStyle w:val="BodyText"/>
+        <w:keepNext w:val="0"/>
+        <w:keepLines/>
         <w:pageBreakBefore w:val="0"/>
       </w:pPr>
       <m:oMathPara>
@@ -6843,58 +10272,20 @@
         </m:oMathParaPr>
         <m:oMath>
           <m:r>
-            <m:t>2</m:t>
-          </m:r>
-          <m:d>
-            <m:dPr>
-              <m:begChr m:val="("/>
-              <m:endChr m:val=")"/>
-              <m:sepChr m:val=""/>
-              <m:grow/>
-            </m:dPr>
-            <m:e>
-              <m:r>
-                <m:t>x</m:t>
-              </m:r>
-              <m:r>
-                <m:rPr>
-                  <m:sty m:val="p"/>
-                </m:rPr>
-                <m:t>+</m:t>
-              </m:r>
-              <m:r>
-                <m:t>1</m:t>
-              </m:r>
-            </m:e>
-          </m:d>
+            <m:t>3</m:t>
+          </m:r>
+          <m:r>
+            <m:t>x</m:t>
+          </m:r>
           <m:r>
             <m:rPr>
               <m:sty m:val="p"/>
             </m:rPr>
             <m:t>+</m:t>
           </m:r>
-          <m:d>
-            <m:dPr>
-              <m:begChr m:val="("/>
-              <m:endChr m:val=")"/>
-              <m:sepChr m:val=""/>
-              <m:grow/>
-            </m:dPr>
-            <m:e>
-              <m:r>
-                <m:t>x</m:t>
-              </m:r>
-              <m:r>
-                <m:rPr>
-                  <m:sty m:val="p"/>
-                </m:rPr>
-                <m:t>−</m:t>
-              </m:r>
-              <m:r>
-                <m:t>1</m:t>
-              </m:r>
-            </m:e>
-          </m:d>
+          <m:r>
+            <m:t>1</m:t>
+          </m:r>
           <m:r>
             <m:rPr>
               <m:sty m:val="p"/>
@@ -6904,18 +10295,14 @@
           <m:r>
             <m:t>7</m:t>
           </m:r>
-          <m:r>
-            <m:rPr>
-              <m:sty m:val="p"/>
-            </m:rPr>
-            <m:t>.</m:t>
-          </m:r>
         </m:oMath>
       </m:oMathPara>
     </w:p>
     <w:p>
       <w:pPr>
-        <w:pStyle w:val="FirstParagraph"/>
+        <w:pStyle w:val="BodyText"/>
+        <w:keepNext w:val="0"/>
+        <w:keepLines/>
         <w:pageBreakBefore w:val="0"/>
       </w:pPr>
       <m:oMathPara>
@@ -6933,26 +10320,19 @@
             <m:rPr>
               <m:sty m:val="p"/>
             </m:rPr>
-            <m:t>+</m:t>
-          </m:r>
-          <m:r>
-            <m:t>1</m:t>
-          </m:r>
-          <m:r>
-            <m:rPr>
-              <m:sty m:val="p"/>
-            </m:rPr>
             <m:t>=</m:t>
           </m:r>
           <m:r>
-            <m:t>7</m:t>
+            <m:t>6</m:t>
           </m:r>
         </m:oMath>
       </m:oMathPara>
     </w:p>
     <w:p>
       <w:pPr>
-        <w:pStyle w:val="FirstParagraph"/>
+        <w:pStyle w:val="BodyText"/>
+        <w:keepNext w:val="0"/>
+        <w:keepLines/>
         <w:pageBreakBefore w:val="0"/>
       </w:pPr>
       <m:oMathPara>
@@ -6972,78 +10352,81 @@
           <m:r>
             <m:t>2</m:t>
           </m:r>
-          <m:r>
-            <m:rPr>
-              <m:sty m:val="p"/>
-            </m:rPr>
-            <m:t>.</m:t>
-          </m:r>
         </m:oMath>
       </m:oMathPara>
     </w:p>
     <w:p>
       <w:pPr>
         <w:pStyle w:val="FirstParagraph"/>
+        <w:keepNext w:val="0"/>
+        <w:keepLines/>
         <w:pageBreakBefore w:val="0"/>
       </w:pPr>
       <w:r>
-        <w:t xml:space="preserve">Because</w:t>
+        <w:t xml:space="preserve">Check: 2 is allowable, and both sides of the original equation equal</w:t>
       </w:r>
       <w:r>
         <w:t xml:space="preserve"> </w:t>
       </w:r>
       <m:oMath>
         <m:r>
-          <m:t>2</m:t>
+          <m:t>7</m:t>
+        </m:r>
+        <m:r>
+          <m:rPr>
+            <m:sty m:val="p"/>
+          </m:rPr>
+          <m:t>/</m:t>
+        </m:r>
+        <m:r>
+          <m:t>3</m:t>
         </m:r>
       </m:oMath>
       <w:r>
-        <w:t xml:space="preserve"> </w:t>
+        <w:t xml:space="preserve">.</w:t>
       </w:r>
+    </w:p>
+    <w:p>
+      <w:pPr>
+        <w:pStyle w:val="FirstParagraph"/>
+        <w:keepNext w:val="0"/>
+        <w:keepLines/>
+        <w:pageBreakBefore w:val="0"/>
+      </w:pPr>
       <w:r>
-        <w:t xml:space="preserve">is allowable and makes the original equation true, it is the solution.</w:t>
+        <w:t xml:space="preserve">Move denominators only after each side has been combined into one fraction. In a sum of fractions, one denominator does not apply to every term on its side.</w:t>
       </w:r>
     </w:p>
-    <w:bookmarkStart w:id="20" w:name="restrictions-come-first"/>
-    <w:p>
-      <w:pPr>
-        <w:pStyle w:val="BodyTextCustom"/>
-        <w:pageBreakBefore w:val="0"/>
-      </w:pPr>
-      <w:r>
-        <w:rPr>
-          <w:b w:val="0"/>
-        </w:rPr>
-        <w:t xml:space="preserve">Restrictions come first</w:t>
-      </w:r>
-    </w:p>
-    <w:p>
-      <w:pPr>
-        <w:pStyle w:val="FirstParagraph"/>
-        <w:pageBreakBefore w:val="0"/>
-      </w:pPr>
-      <w:r>
-        <w:t xml:space="preserve">A rational equation contains one or more rational expressions. Before solving, find the values that make an original denominator zero. Those values are excluded. Then multiply every term by the least common denominator, solve the resulting equation, and check every proposed solution in the original equation.</w:t>
-      </w:r>
-    </w:p>
-    <w:bookmarkEnd w:id="20"/>
-    <w:bookmarkStart w:id="21" w:name="a-rational-equation-that-becomes-linear"/>
-    <w:bookmarkEnd w:id="21"/>
-    <w:bookmarkStart w:id="22" w:name="Xec91672b95c3a34482361f90de663e1e3179e57"/>
     <w:p>
       <w:pPr>
         <w:pStyle w:val="FirstParagraph"/>
         <w:keepNext/>
         <w:pageBreakBefore/>
+        <w:pBdr>
+          <w:top w:val="single" w:sz="6" w:space="8" w:color="9FB3C8"/>
+        </w:pBdr>
       </w:pPr>
       <w:r>
-        <w:t xml:space="preserve">Solve</w:t>
+        <w:rPr>
+          <w:b/>
+        </w:rPr>
+        <w:t>Problem 4</w:t>
+      </w:r>
+    </w:p>
+    <w:p>
+      <w:pPr>
+        <w:pStyle w:val="FirstParagraph"/>
+        <w:keepNext/>
+      </w:pPr>
+      <w:r>
+        <w:t>Solve</w:t>
       </w:r>
     </w:p>
     <w:p>
       <w:pPr>
         <w:pStyle w:val="BodyText"/>
         <w:keepNext w:val="0"/>
+        <w:keepLines/>
         <w:pageBreakBefore w:val="0"/>
         <w:spacing w:after="0"/>
       </w:pPr>
@@ -7119,12 +10502,6 @@
               </m:d>
             </m:den>
           </m:f>
-          <m:r>
-            <m:rPr>
-              <m:sty m:val="p"/>
-            </m:rPr>
-            <m:t>.</m:t>
-          </m:r>
         </m:oMath>
       </m:oMathPara>
     </w:p>
@@ -7191,6 +10568,21 @@
     <w:p>
       <w:pPr>
         <w:pStyle w:val="FirstParagraph"/>
+        <w:keepNext/>
+        <w:pageBreakBefore w:val="0"/>
+      </w:pPr>
+      <w:r>
+        <w:rPr>
+          <w:b/>
+        </w:rPr>
+        <w:t>Solution 4</w:t>
+      </w:r>
+    </w:p>
+    <w:p>
+      <w:pPr>
+        <w:pStyle w:val="FirstParagraph"/>
+        <w:keepNext/>
+        <w:keepLines/>
         <w:pageBreakBefore w:val="0"/>
       </w:pPr>
       <w:r>
@@ -7223,7 +10615,98 @@
         </m:r>
       </m:oMath>
       <w:r>
-        <w:t xml:space="preserve">. Multiply by the LCD</w:t>
+        <w:t xml:space="preserve">. Each side is already one simplified fraction. Move both denominators across in one step.</w:t>
+      </w:r>
+    </w:p>
+    <w:p>
+      <w:pPr>
+        <w:pStyle w:val="BodyText"/>
+        <w:keepNext w:val="0"/>
+        <w:keepLines/>
+        <w:pageBreakBefore w:val="0"/>
+      </w:pPr>
+      <m:oMathPara>
+        <m:oMathParaPr>
+          <m:jc m:val="center"/>
+        </m:oMathParaPr>
+        <m:oMath>
+          <m:r>
+            <m:t>x</m:t>
+          </m:r>
+          <m:r>
+            <m:rPr>
+              <m:sty m:val="p"/>
+            </m:rPr>
+            <m:t>⋅</m:t>
+          </m:r>
+          <m:r>
+            <m:t>x</m:t>
+          </m:r>
+          <m:d>
+            <m:dPr>
+              <m:begChr m:val="("/>
+              <m:endChr m:val=")"/>
+              <m:sepChr m:val=""/>
+              <m:grow/>
+            </m:dPr>
+            <m:e>
+              <m:r>
+                <m:t>x</m:t>
+              </m:r>
+              <m:r>
+                <m:rPr>
+                  <m:sty m:val="p"/>
+                </m:rPr>
+                <m:t>−</m:t>
+              </m:r>
+              <m:r>
+                <m:t>2</m:t>
+              </m:r>
+            </m:e>
+          </m:d>
+          <m:r>
+            <m:rPr>
+              <m:sty m:val="p"/>
+            </m:rPr>
+            <m:t>=</m:t>
+          </m:r>
+          <m:r>
+            <m:t>6</m:t>
+          </m:r>
+          <m:d>
+            <m:dPr>
+              <m:begChr m:val="("/>
+              <m:endChr m:val=")"/>
+              <m:sepChr m:val=""/>
+              <m:grow/>
+            </m:dPr>
+            <m:e>
+              <m:r>
+                <m:t>x</m:t>
+              </m:r>
+              <m:r>
+                <m:rPr>
+                  <m:sty m:val="p"/>
+                </m:rPr>
+                <m:t>−</m:t>
+              </m:r>
+              <m:r>
+                <m:t>2</m:t>
+              </m:r>
+            </m:e>
+          </m:d>
+        </m:oMath>
+      </m:oMathPara>
+    </w:p>
+    <w:p>
+      <w:pPr>
+        <w:pStyle w:val="FirstParagraph"/>
+        <w:keepNext/>
+        <w:keepLines/>
+        <w:pageBreakBefore w:val="0"/>
+      </w:pPr>
+      <w:r>
+        <w:t xml:space="preserve">The common factor</w:t>
       </w:r>
       <w:r>
         <w:t xml:space="preserve"> </w:t>
@@ -7232,36 +10715,28 @@
         <m:r>
           <m:t>x</m:t>
         </m:r>
-        <m:d>
-          <m:dPr>
-            <m:begChr m:val="("/>
-            <m:endChr m:val=")"/>
-            <m:sepChr m:val=""/>
-            <m:grow/>
-          </m:dPr>
-          <m:e>
-            <m:r>
-              <m:t>x</m:t>
-            </m:r>
-            <m:r>
-              <m:rPr>
-                <m:sty m:val="p"/>
-              </m:rPr>
-              <m:t>−</m:t>
-            </m:r>
-            <m:r>
-              <m:t>2</m:t>
-            </m:r>
-          </m:e>
-        </m:d>
+        <m:r>
+          <m:rPr>
+            <m:sty m:val="p"/>
+          </m:rPr>
+          <m:t>−</m:t>
+        </m:r>
+        <m:r>
+          <m:t>2</m:t>
+        </m:r>
       </m:oMath>
       <w:r>
-        <w:t xml:space="preserve">.</w:t>
+        <w:t xml:space="preserve"> </w:t>
       </w:r>
+      <w:r>
+        <w:t xml:space="preserve">is nonzero for every allowable value, so divide both sides by it.</w:t>
+      </w:r>
     </w:p>
     <w:p>
       <w:pPr>
         <w:pStyle w:val="BodyText"/>
+        <w:keepNext w:val="0"/>
+        <w:keepLines/>
         <w:pageBreakBefore w:val="0"/>
       </w:pPr>
       <m:oMathPara>
@@ -7290,18 +10765,14 @@
           <m:r>
             <m:t>6</m:t>
           </m:r>
-          <m:r>
-            <m:rPr>
-              <m:sty m:val="p"/>
-            </m:rPr>
-            <m:t>.</m:t>
-          </m:r>
         </m:oMath>
       </m:oMathPara>
     </w:p>
     <w:p>
       <w:pPr>
-        <w:pStyle w:val="FirstParagraph"/>
+        <w:pStyle w:val="BodyText"/>
+        <w:keepNext w:val="0"/>
+        <w:keepLines/>
         <w:pageBreakBefore w:val="0"/>
       </w:pPr>
       <m:oMathPara>
@@ -7335,51 +10806,294 @@
               </m:r>
             </m:e>
           </m:rad>
+        </m:oMath>
+      </m:oMathPara>
+    </w:p>
+    <w:p>
+      <w:pPr>
+        <w:pStyle w:val="FirstParagraph"/>
+        <w:keepNext/>
+        <w:keepLines/>
+        <w:pageBreakBefore w:val="0"/>
+      </w:pPr>
+      <w:r>
+        <w:t xml:space="preserve">Both candidates are allowable. To check either value in the original equation, use</w:t>
+      </w:r>
+      <w:r>
+        <w:t xml:space="preserve"> </w:t>
+      </w:r>
+      <m:oMath>
+        <m:sSup>
+          <m:e>
+            <m:r>
+              <m:t>x</m:t>
+            </m:r>
+          </m:e>
+          <m:sup>
+            <m:r>
+              <m:t>2</m:t>
+            </m:r>
+          </m:sup>
+        </m:sSup>
+        <m:r>
+          <m:rPr>
+            <m:sty m:val="p"/>
+          </m:rPr>
+          <m:t>=</m:t>
+        </m:r>
+        <m:r>
+          <m:t>6</m:t>
+        </m:r>
+      </m:oMath>
+      <w:r>
+        <w:t xml:space="preserve"> </w:t>
+      </w:r>
+      <w:r>
+        <w:t xml:space="preserve">to simplify the right side.</w:t>
+      </w:r>
+    </w:p>
+    <w:p>
+      <w:pPr>
+        <w:pStyle w:val="BodyText"/>
+        <w:keepNext w:val="0"/>
+        <w:keepLines/>
+        <w:pageBreakBefore w:val="0"/>
+      </w:pPr>
+      <m:oMathPara>
+        <m:oMathParaPr>
+          <m:jc m:val="center"/>
+        </m:oMathParaPr>
+        <m:oMath>
+          <m:f>
+            <m:fPr>
+              <m:type m:val="bar"/>
+            </m:fPr>
+            <m:num>
+              <m:r>
+                <m:t>6</m:t>
+              </m:r>
+            </m:num>
+            <m:den>
+              <m:r>
+                <m:t>x</m:t>
+              </m:r>
+              <m:d>
+                <m:dPr>
+                  <m:begChr m:val="("/>
+                  <m:endChr m:val=")"/>
+                  <m:sepChr m:val=""/>
+                  <m:grow/>
+                </m:dPr>
+                <m:e>
+                  <m:r>
+                    <m:t>x</m:t>
+                  </m:r>
+                  <m:r>
+                    <m:rPr>
+                      <m:sty m:val="p"/>
+                    </m:rPr>
+                    <m:t>−</m:t>
+                  </m:r>
+                  <m:r>
+                    <m:t>2</m:t>
+                  </m:r>
+                </m:e>
+              </m:d>
+            </m:den>
+          </m:f>
           <m:r>
             <m:rPr>
               <m:sty m:val="p"/>
             </m:rPr>
-            <m:t>.</m:t>
-          </m:r>
+            <m:t>=</m:t>
+          </m:r>
+          <m:f>
+            <m:fPr>
+              <m:type m:val="bar"/>
+            </m:fPr>
+            <m:num>
+              <m:sSup>
+                <m:e>
+                  <m:r>
+                    <m:t>x</m:t>
+                  </m:r>
+                </m:e>
+                <m:sup>
+                  <m:r>
+                    <m:t>2</m:t>
+                  </m:r>
+                </m:sup>
+              </m:sSup>
+            </m:num>
+            <m:den>
+              <m:r>
+                <m:t>x</m:t>
+              </m:r>
+              <m:d>
+                <m:dPr>
+                  <m:begChr m:val="("/>
+                  <m:endChr m:val=")"/>
+                  <m:sepChr m:val=""/>
+                  <m:grow/>
+                </m:dPr>
+                <m:e>
+                  <m:r>
+                    <m:t>x</m:t>
+                  </m:r>
+                  <m:r>
+                    <m:rPr>
+                      <m:sty m:val="p"/>
+                    </m:rPr>
+                    <m:t>−</m:t>
+                  </m:r>
+                  <m:r>
+                    <m:t>2</m:t>
+                  </m:r>
+                </m:e>
+              </m:d>
+            </m:den>
+          </m:f>
+          <m:r>
+            <m:rPr>
+              <m:sty m:val="p"/>
+            </m:rPr>
+            <m:t>=</m:t>
+          </m:r>
+          <m:f>
+            <m:fPr>
+              <m:type m:val="bar"/>
+            </m:fPr>
+            <m:num>
+              <m:r>
+                <m:t>x</m:t>
+              </m:r>
+            </m:num>
+            <m:den>
+              <m:r>
+                <m:t>x</m:t>
+              </m:r>
+              <m:r>
+                <m:rPr>
+                  <m:sty m:val="p"/>
+                </m:rPr>
+                <m:t>−</m:t>
+              </m:r>
+              <m:r>
+                <m:t>2</m:t>
+              </m:r>
+            </m:den>
+          </m:f>
         </m:oMath>
       </m:oMathPara>
     </w:p>
     <w:p>
       <w:pPr>
         <w:pStyle w:val="FirstParagraph"/>
+        <w:keepNext w:val="0"/>
+        <w:keepLines/>
         <w:pageBreakBefore w:val="0"/>
       </w:pPr>
       <w:r>
-        <w:t xml:space="preserve">Both values are allowable and both check in the original equation.</w:t>
+        <w:t xml:space="preserve">The two sides agree for both</w:t>
       </w:r>
-    </w:p>
-    <w:bookmarkEnd w:id="22"/>
-    <w:bookmarkStart w:id="23" w:name="extraneous-solutions"/>
-    <w:p>
-      <w:pPr>
-        <w:pStyle w:val="BodyTextCustom"/>
-        <w:pageBreakBefore w:val="0"/>
+      <w:r>
+        <w:t xml:space="preserve"> </w:t>
+      </w:r>
+      <m:oMath>
+        <m:r>
+          <m:t>x</m:t>
+        </m:r>
+        <m:r>
+          <m:rPr>
+            <m:sty m:val="p"/>
+          </m:rPr>
+          <m:t>=</m:t>
+        </m:r>
+        <m:rad>
+          <m:radPr>
+            <m:degHide m:val="on"/>
+          </m:radPr>
+          <m:deg/>
+          <m:e>
+            <m:r>
+              <m:t>6</m:t>
+            </m:r>
+          </m:e>
+        </m:rad>
+      </m:oMath>
+      <w:r>
+        <w:t xml:space="preserve"> </w:t>
+      </w:r>
+      <w:r>
+        <w:t xml:space="preserve">and</w:t>
+      </w:r>
+      <w:r>
+        <w:t xml:space="preserve"> </w:t>
+      </w:r>
+      <m:oMath>
+        <m:r>
+          <m:t>x</m:t>
+        </m:r>
+        <m:r>
+          <m:rPr>
+            <m:sty m:val="p"/>
+          </m:rPr>
+          <m:t>=</m:t>
+        </m:r>
+        <m:r>
+          <m:rPr>
+            <m:sty m:val="p"/>
+          </m:rPr>
+          <m:t>−</m:t>
+        </m:r>
+        <m:rad>
+          <m:radPr>
+            <m:degHide m:val="on"/>
+          </m:radPr>
+          <m:deg/>
+          <m:e>
+            <m:r>
+              <m:t>6</m:t>
+            </m:r>
+          </m:e>
+        </m:rad>
+      </m:oMath>
+      <w:r>
+        <w:t xml:space="preserve">.</w:t>
+      </w:r>
+    </w:p>
+    <w:p>
+      <w:pPr>
+        <w:pStyle w:val="FirstParagraph"/>
+        <w:keepNext/>
+        <w:pageBreakBefore/>
+        <w:pBdr>
+          <w:top w:val="single" w:sz="6" w:space="8" w:color="9FB3C8"/>
+        </w:pBdr>
       </w:pPr>
       <w:r>
         <w:rPr>
-          <w:b w:val="0"/>
+          <w:b/>
         </w:rPr>
-        <w:t xml:space="preserve">Extraneous solutions</w:t>
+        <w:t>Problem 5</w:t>
       </w:r>
     </w:p>
     <w:p>
       <w:pPr>
         <w:pStyle w:val="FirstParagraph"/>
+        <w:keepNext/>
+      </w:pPr>
+      <w:r>
+        <w:t>Solve</w:t>
+      </w:r>
+    </w:p>
+    <w:p>
+      <w:pPr>
+        <w:pStyle w:val="BodyText"/>
+        <w:keepNext w:val="0"/>
+        <w:keepLines/>
         <w:pageBreakBefore w:val="0"/>
-      </w:pPr>
-      <w:r>
-        <w:t xml:space="preserve">Clearing denominators can produce a value that was excluded from the original equation. Solve</w:t>
-      </w:r>
-    </w:p>
-    <w:p>
-      <w:pPr>
-        <w:pStyle w:val="BodyText"/>
-        <w:pageBreakBefore w:val="0"/>
+        <w:spacing w:after="0"/>
       </w:pPr>
       <m:oMathPara>
         <m:oMathParaPr>
@@ -7449,22 +11163,91 @@
               </m:r>
             </m:den>
           </m:f>
-          <m:r>
-            <m:rPr>
-              <m:sty m:val="p"/>
-            </m:rPr>
-            <m:t>.</m:t>
-          </m:r>
         </m:oMath>
       </m:oMathPara>
     </w:p>
     <w:p>
       <w:pPr>
+        <w:pStyle w:val="LectureBlankLine"/>
+        <w:spacing w:before="0" w:after="0" w:line="240" w:lineRule="auto"/>
+      </w:pPr>
+    </w:p>
+    <w:p>
+      <w:pPr>
+        <w:pStyle w:val="LectureBlankLine"/>
+        <w:spacing w:before="0" w:after="0" w:line="240" w:lineRule="auto"/>
+      </w:pPr>
+    </w:p>
+    <w:p>
+      <w:pPr>
+        <w:pStyle w:val="LectureBlankLine"/>
+        <w:spacing w:before="0" w:after="0" w:line="240" w:lineRule="auto"/>
+      </w:pPr>
+    </w:p>
+    <w:p>
+      <w:pPr>
+        <w:pStyle w:val="LectureBlankLine"/>
+        <w:spacing w:before="0" w:after="0" w:line="240" w:lineRule="auto"/>
+      </w:pPr>
+    </w:p>
+    <w:p>
+      <w:pPr>
+        <w:pStyle w:val="LectureBlankLine"/>
+        <w:spacing w:before="0" w:after="0" w:line="240" w:lineRule="auto"/>
+      </w:pPr>
+    </w:p>
+    <w:p>
+      <w:pPr>
+        <w:pStyle w:val="LectureBlankLine"/>
+        <w:spacing w:before="0" w:after="0" w:line="240" w:lineRule="auto"/>
+      </w:pPr>
+    </w:p>
+    <w:p>
+      <w:pPr>
+        <w:pStyle w:val="LectureBlankLine"/>
+        <w:spacing w:before="0" w:after="0" w:line="240" w:lineRule="auto"/>
+      </w:pPr>
+    </w:p>
+    <w:p>
+      <w:pPr>
+        <w:pStyle w:val="LectureBlankLine"/>
+        <w:spacing w:before="0" w:after="0" w:line="240" w:lineRule="auto"/>
+      </w:pPr>
+    </w:p>
+    <w:p>
+      <w:pPr>
+        <w:pStyle w:val="LectureBlankLine"/>
+        <w:spacing w:before="0" w:after="0" w:line="240" w:lineRule="auto"/>
+      </w:pPr>
+    </w:p>
+    <w:p>
+      <w:pPr>
+        <w:pStyle w:val="LectureBlankLine"/>
+        <w:spacing w:before="0" w:after="0" w:line="240" w:lineRule="auto"/>
+      </w:pPr>
+    </w:p>
+    <w:p>
+      <w:pPr>
         <w:pStyle w:val="FirstParagraph"/>
+        <w:keepNext/>
         <w:pageBreakBefore w:val="0"/>
       </w:pPr>
       <w:r>
-        <w:t xml:space="preserve">The restriction is</w:t>
+        <w:rPr>
+          <w:b/>
+        </w:rPr>
+        <w:t>Solution 5</w:t>
+      </w:r>
+    </w:p>
+    <w:p>
+      <w:pPr>
+        <w:pStyle w:val="FirstParagraph"/>
+        <w:keepNext/>
+        <w:keepLines/>
+        <w:pageBreakBefore w:val="0"/>
+      </w:pPr>
+      <w:r>
+        <w:t xml:space="preserve">The original denominators require</w:t>
       </w:r>
       <w:r>
         <w:t xml:space="preserve"> </w:t>
@@ -7484,7 +11267,108 @@
         </m:r>
       </m:oMath>
       <w:r>
-        <w:t xml:space="preserve">. Multiplying by</w:t>
+        <w:t xml:space="preserve">. Each side is already one simplified fraction. Move both denominators across.</w:t>
+      </w:r>
+    </w:p>
+    <w:p>
+      <w:pPr>
+        <w:pStyle w:val="BodyText"/>
+        <w:keepNext w:val="0"/>
+        <w:keepLines/>
+        <w:pageBreakBefore w:val="0"/>
+      </w:pPr>
+      <m:oMathPara>
+        <m:oMathParaPr>
+          <m:jc m:val="center"/>
+        </m:oMathParaPr>
+        <m:oMath>
+          <m:d>
+            <m:dPr>
+              <m:begChr m:val="("/>
+              <m:endChr m:val=")"/>
+              <m:sepChr m:val=""/>
+              <m:grow/>
+            </m:dPr>
+            <m:e>
+              <m:r>
+                <m:t>x</m:t>
+              </m:r>
+              <m:r>
+                <m:rPr>
+                  <m:sty m:val="p"/>
+                </m:rPr>
+                <m:t>+</m:t>
+              </m:r>
+              <m:r>
+                <m:t>1</m:t>
+              </m:r>
+            </m:e>
+          </m:d>
+          <m:d>
+            <m:dPr>
+              <m:begChr m:val="("/>
+              <m:endChr m:val=")"/>
+              <m:sepChr m:val=""/>
+              <m:grow/>
+            </m:dPr>
+            <m:e>
+              <m:r>
+                <m:t>x</m:t>
+              </m:r>
+              <m:r>
+                <m:rPr>
+                  <m:sty m:val="p"/>
+                </m:rPr>
+                <m:t>−</m:t>
+              </m:r>
+              <m:r>
+                <m:t>3</m:t>
+              </m:r>
+            </m:e>
+          </m:d>
+          <m:r>
+            <m:rPr>
+              <m:sty m:val="p"/>
+            </m:rPr>
+            <m:t>=</m:t>
+          </m:r>
+          <m:r>
+            <m:t>4</m:t>
+          </m:r>
+          <m:d>
+            <m:dPr>
+              <m:begChr m:val="("/>
+              <m:endChr m:val=")"/>
+              <m:sepChr m:val=""/>
+              <m:grow/>
+            </m:dPr>
+            <m:e>
+              <m:r>
+                <m:t>x</m:t>
+              </m:r>
+              <m:r>
+                <m:rPr>
+                  <m:sty m:val="p"/>
+                </m:rPr>
+                <m:t>−</m:t>
+              </m:r>
+              <m:r>
+                <m:t>3</m:t>
+              </m:r>
+            </m:e>
+          </m:d>
+        </m:oMath>
+      </m:oMathPara>
+    </w:p>
+    <w:p>
+      <w:pPr>
+        <w:pStyle w:val="FirstParagraph"/>
+        <w:keepNext/>
+        <w:keepLines/>
+        <w:pageBreakBefore w:val="0"/>
+      </w:pPr>
+      <w:r>
+        <w:t xml:space="preserve">Since</w:t>
       </w:r>
       <w:r>
         <w:t xml:space="preserve"> </w:t>
@@ -7507,408 +11391,94 @@
         <w:t xml:space="preserve"> </w:t>
       </w:r>
       <w:r>
-        <w:t xml:space="preserve">gives</w:t>
+        <w:t xml:space="preserve">is nonzero for allowable values, divide both sides by it.</w:t>
       </w:r>
+    </w:p>
+    <w:p>
+      <w:pPr>
+        <w:pStyle w:val="BodyText"/>
+        <w:keepNext w:val="0"/>
+        <w:keepLines/>
+        <w:pageBreakBefore w:val="0"/>
+      </w:pPr>
+      <m:oMathPara>
+        <m:oMathParaPr>
+          <m:jc m:val="center"/>
+        </m:oMathParaPr>
+        <m:oMath>
+          <m:r>
+            <m:t>x</m:t>
+          </m:r>
+          <m:r>
+            <m:rPr>
+              <m:sty m:val="p"/>
+            </m:rPr>
+            <m:t>+</m:t>
+          </m:r>
+          <m:r>
+            <m:t>1</m:t>
+          </m:r>
+          <m:r>
+            <m:rPr>
+              <m:sty m:val="p"/>
+            </m:rPr>
+            <m:t>=</m:t>
+          </m:r>
+          <m:r>
+            <m:t>4</m:t>
+          </m:r>
+        </m:oMath>
+      </m:oMathPara>
+    </w:p>
+    <w:p>
+      <w:pPr>
+        <w:pStyle w:val="BodyText"/>
+        <w:keepNext w:val="0"/>
+        <w:keepLines/>
+        <w:pageBreakBefore w:val="0"/>
+      </w:pPr>
+      <m:oMathPara>
+        <m:oMathParaPr>
+          <m:jc m:val="center"/>
+        </m:oMathParaPr>
+        <m:oMath>
+          <m:r>
+            <m:t>x</m:t>
+          </m:r>
+          <m:r>
+            <m:rPr>
+              <m:sty m:val="p"/>
+            </m:rPr>
+            <m:t>=</m:t>
+          </m:r>
+          <m:r>
+            <m:t>3</m:t>
+          </m:r>
+        </m:oMath>
+      </m:oMathPara>
+    </w:p>
+    <w:p>
+      <w:pPr>
+        <w:pStyle w:val="FirstParagraph"/>
+        <w:keepNext w:val="0"/>
+        <w:keepLines/>
+        <w:pageBreakBefore w:val="0"/>
+      </w:pPr>
       <w:r>
-        <w:t xml:space="preserve"> </w:t>
+        <w:t xml:space="preserve">This candidate violates the original restriction and makes both original denominators zero. Reject it. The original equation has no solution.</w:t>
       </w:r>
-      <m:oMath>
-        <m:r>
-          <m:t>x</m:t>
-        </m:r>
-        <m:r>
-          <m:rPr>
-            <m:sty m:val="p"/>
-          </m:rPr>
-          <m:t>+</m:t>
-        </m:r>
-        <m:r>
-          <m:t>1</m:t>
-        </m:r>
-        <m:r>
-          <m:rPr>
-            <m:sty m:val="p"/>
-          </m:rPr>
-          <m:t>=</m:t>
-        </m:r>
-        <m:r>
-          <m:t>4</m:t>
-        </m:r>
-      </m:oMath>
+    </w:p>
+    <w:p>
+      <w:pPr>
+        <w:pStyle w:val="FirstParagraph"/>
+        <w:keepNext w:val="0"/>
+        <w:keepLines/>
+        <w:pageBreakBefore w:val="0"/>
+      </w:pPr>
       <w:r>
-        <w:t xml:space="preserve">, so the transformed equation suggests</w:t>
+        <w:t xml:space="preserve">Always retain restrictions from the original equation, even when factors disappear during simplification. Check every candidate in the original equation.</w:t>
       </w:r>
-      <w:r>
-        <w:t xml:space="preserve"> </w:t>
-      </w:r>
-      <m:oMath>
-        <m:r>
-          <m:t>x</m:t>
-        </m:r>
-        <m:r>
-          <m:rPr>
-            <m:sty m:val="p"/>
-          </m:rPr>
-          <m:t>=</m:t>
-        </m:r>
-        <m:r>
-          <m:t>3</m:t>
-        </m:r>
-      </m:oMath>
-      <w:r>
-        <w:t xml:space="preserve">. But</w:t>
-      </w:r>
-      <w:r>
-        <w:t xml:space="preserve"> </w:t>
-      </w:r>
-      <m:oMath>
-        <m:r>
-          <m:t>x</m:t>
-        </m:r>
-        <m:r>
-          <m:rPr>
-            <m:sty m:val="p"/>
-          </m:rPr>
-          <m:t>=</m:t>
-        </m:r>
-        <m:r>
-          <m:t>3</m:t>
-        </m:r>
-      </m:oMath>
-      <w:r>
-        <w:t xml:space="preserve"> </w:t>
-      </w:r>
-      <w:r>
-        <w:t xml:space="preserve">makes the original denominators zero. It is extraneous, and the original equation has no solution.</w:t>
-      </w:r>
-    </w:p>
-    <w:p>
-      <w:pPr>
-        <w:pStyle w:val="BodyText"/>
-        <w:pageBreakBefore w:val="0"/>
-      </w:pPr>
-      <w:r>
-        <w:t xml:space="preserve">An extraneous solution is not a calculation failure. It is a candidate that must be rejected because it does not satisfy the original equation.</w:t>
-      </w:r>
-    </w:p>
-    <w:bookmarkEnd w:id="23"/>
-    <w:bookmarkStart w:id="24" w:name="factoring-in-rational-equations"/>
-    <w:p>
-      <w:pPr>
-        <w:pStyle w:val="BodyTextCustom"/>
-        <w:pageBreakBefore w:val="0"/>
-      </w:pPr>
-      <w:r>
-        <w:rPr>
-          <w:b w:val="0"/>
-        </w:rPr>
-        <w:t xml:space="preserve">Factoring in rational equations</w:t>
-      </w:r>
-    </w:p>
-    <w:p>
-      <w:pPr>
-        <w:pStyle w:val="FirstParagraph"/>
-        <w:pageBreakBefore w:val="0"/>
-      </w:pPr>
-      <w:r>
-        <w:t xml:space="preserve">Factor denominators completely before building the LCD. Common methods include a greatest common factor, a difference of squares, and trinomial factoring. Do not cancel denominators term by term; multiply the entire equation by the LCD.</w:t>
-      </w:r>
-    </w:p>
-    <w:bookmarkEnd w:id="24"/>
-    <w:bookmarkStart w:id="25" w:name="practice"/>
-    <w:p>
-      <w:pPr>
-        <w:pStyle w:val="FirstParagraph"/>
-        <w:pageBreakBefore w:val="0"/>
-      </w:pPr>
-      <w:r>
-        <w:t xml:space="preserve">Solve and check:</w:t>
-      </w:r>
-      <w:r>
-        <w:t xml:space="preserve"> </w:t>
-      </w:r>
-      <m:oMath>
-        <m:r>
-          <m:t>3</m:t>
-        </m:r>
-        <m:r>
-          <m:rPr>
-            <m:sty m:val="p"/>
-          </m:rPr>
-          <m:t>/</m:t>
-        </m:r>
-        <m:d>
-          <m:dPr>
-            <m:begChr m:val="("/>
-            <m:endChr m:val=")"/>
-            <m:sepChr m:val=""/>
-            <m:grow/>
-          </m:dPr>
-          <m:e>
-            <m:r>
-              <m:t>x</m:t>
-            </m:r>
-            <m:r>
-              <m:rPr>
-                <m:sty m:val="p"/>
-              </m:rPr>
-              <m:t>−</m:t>
-            </m:r>
-            <m:r>
-              <m:t>2</m:t>
-            </m:r>
-          </m:e>
-        </m:d>
-        <m:r>
-          <m:rPr>
-            <m:sty m:val="p"/>
-          </m:rPr>
-          <m:t>+</m:t>
-        </m:r>
-        <m:r>
-          <m:t>2</m:t>
-        </m:r>
-        <m:r>
-          <m:rPr>
-            <m:sty m:val="p"/>
-          </m:rPr>
-          <m:t>/</m:t>
-        </m:r>
-        <m:d>
-          <m:dPr>
-            <m:begChr m:val="("/>
-            <m:endChr m:val=")"/>
-            <m:sepChr m:val=""/>
-            <m:grow/>
-          </m:dPr>
-          <m:e>
-            <m:r>
-              <m:t>x</m:t>
-            </m:r>
-            <m:r>
-              <m:rPr>
-                <m:sty m:val="p"/>
-              </m:rPr>
-              <m:t>+</m:t>
-            </m:r>
-            <m:r>
-              <m:t>2</m:t>
-            </m:r>
-          </m:e>
-        </m:d>
-        <m:r>
-          <m:rPr>
-            <m:sty m:val="p"/>
-          </m:rPr>
-          <m:t>=</m:t>
-        </m:r>
-        <m:r>
-          <m:t>20</m:t>
-        </m:r>
-        <m:r>
-          <m:rPr>
-            <m:sty m:val="p"/>
-          </m:rPr>
-          <m:t>/</m:t>
-        </m:r>
-        <m:d>
-          <m:dPr>
-            <m:begChr m:val="("/>
-            <m:endChr m:val=")"/>
-            <m:sepChr m:val=""/>
-            <m:grow/>
-          </m:dPr>
-          <m:e>
-            <m:sSup>
-              <m:e>
-                <m:r>
-                  <m:t>x</m:t>
-                </m:r>
-              </m:e>
-              <m:sup>
-                <m:r>
-                  <m:t>2</m:t>
-                </m:r>
-              </m:sup>
-            </m:sSup>
-            <m:r>
-              <m:rPr>
-                <m:sty m:val="p"/>
-              </m:rPr>
-              <m:t>−</m:t>
-            </m:r>
-            <m:r>
-              <m:t>4</m:t>
-            </m:r>
-          </m:e>
-        </m:d>
-      </m:oMath>
-      <w:r>
-        <w:t xml:space="preserve">,</w:t>
-      </w:r>
-      <w:r>
-        <w:t xml:space="preserve"> </w:t>
-      </w:r>
-      <m:oMath>
-        <m:r>
-          <m:t>1</m:t>
-        </m:r>
-        <m:r>
-          <m:rPr>
-            <m:sty m:val="p"/>
-          </m:rPr>
-          <m:t>/</m:t>
-        </m:r>
-        <m:r>
-          <m:t>x</m:t>
-        </m:r>
-        <m:r>
-          <m:rPr>
-            <m:sty m:val="p"/>
-          </m:rPr>
-          <m:t>+</m:t>
-        </m:r>
-        <m:r>
-          <m:t>1</m:t>
-        </m:r>
-        <m:r>
-          <m:rPr>
-            <m:sty m:val="p"/>
-          </m:rPr>
-          <m:t>/</m:t>
-        </m:r>
-        <m:d>
-          <m:dPr>
-            <m:begChr m:val="("/>
-            <m:endChr m:val=")"/>
-            <m:sepChr m:val=""/>
-            <m:grow/>
-          </m:dPr>
-          <m:e>
-            <m:r>
-              <m:t>x</m:t>
-            </m:r>
-            <m:r>
-              <m:rPr>
-                <m:sty m:val="p"/>
-              </m:rPr>
-              <m:t>−</m:t>
-            </m:r>
-            <m:r>
-              <m:t>3</m:t>
-            </m:r>
-          </m:e>
-        </m:d>
-        <m:r>
-          <m:rPr>
-            <m:sty m:val="p"/>
-          </m:rPr>
-          <m:t>=</m:t>
-        </m:r>
-        <m:r>
-          <m:t>1</m:t>
-        </m:r>
-      </m:oMath>
-      <w:r>
-        <w:t xml:space="preserve">, and</w:t>
-      </w:r>
-      <w:r>
-        <w:t xml:space="preserve"> </w:t>
-      </w:r>
-      <m:oMath>
-        <m:d>
-          <m:dPr>
-            <m:begChr m:val="("/>
-            <m:endChr m:val=")"/>
-            <m:sepChr m:val=""/>
-            <m:grow/>
-          </m:dPr>
-          <m:e>
-            <m:r>
-              <m:t>x</m:t>
-            </m:r>
-            <m:r>
-              <m:rPr>
-                <m:sty m:val="p"/>
-              </m:rPr>
-              <m:t>+</m:t>
-            </m:r>
-            <m:r>
-              <m:t>5</m:t>
-            </m:r>
-          </m:e>
-        </m:d>
-        <m:r>
-          <m:rPr>
-            <m:sty m:val="p"/>
-          </m:rPr>
-          <m:t>/</m:t>
-        </m:r>
-        <m:d>
-          <m:dPr>
-            <m:begChr m:val="("/>
-            <m:endChr m:val=")"/>
-            <m:sepChr m:val=""/>
-            <m:grow/>
-          </m:dPr>
-          <m:e>
-            <m:r>
-              <m:t>x</m:t>
-            </m:r>
-            <m:r>
-              <m:rPr>
-                <m:sty m:val="p"/>
-              </m:rPr>
-              <m:t>+</m:t>
-            </m:r>
-            <m:r>
-              <m:t>1</m:t>
-            </m:r>
-          </m:e>
-        </m:d>
-        <m:r>
-          <m:rPr>
-            <m:sty m:val="p"/>
-          </m:rPr>
-          <m:t>=</m:t>
-        </m:r>
-        <m:r>
-          <m:t>6</m:t>
-        </m:r>
-        <m:r>
-          <m:rPr>
-            <m:sty m:val="p"/>
-          </m:rPr>
-          <m:t>/</m:t>
-        </m:r>
-        <m:d>
-          <m:dPr>
-            <m:begChr m:val="("/>
-            <m:endChr m:val=")"/>
-            <m:sepChr m:val=""/>
-            <m:grow/>
-          </m:dPr>
-          <m:e>
-            <m:r>
-              <m:t>x</m:t>
-            </m:r>
-            <m:r>
-              <m:rPr>
-                <m:sty m:val="p"/>
-              </m:rPr>
-              <m:t>+</m:t>
-            </m:r>
-            <m:r>
-              <m:t>1</m:t>
-            </m:r>
-          </m:e>
-        </m:d>
-      </m:oMath>
-      <w:r>
-        <w:t xml:space="preserve">.</w:t>
-      </w:r>
-    </w:p>
-    <w:bookmarkEnd w:id="25"/>
+    </w:p>
     <w:sectPr>
       <w:footerReference w:type="default" r:id="rId9"/>
       <w:pgSz w:w="12240" w:h="15840"/>
